--- a/lab4/report/report.docx
+++ b/lab4/report/report.docx
@@ -7,19 +7,7 @@
         <w:pStyle w:val="Title"/>
       </w:pPr>
       <w:r>
-        <w:t xml:space="preserve">Лабораторная</w:t>
-      </w:r>
-      <w:r>
-        <w:t xml:space="preserve"> </w:t>
-      </w:r>
-      <w:r>
-        <w:t xml:space="preserve">работа</w:t>
-      </w:r>
-      <w:r>
-        <w:t xml:space="preserve"> </w:t>
-      </w:r>
-      <w:r>
-        <w:t xml:space="preserve">№4</w:t>
+        <w:t xml:space="preserve">Лабораторная работа № 4</w:t>
       </w:r>
     </w:p>
     <w:p>
@@ -27,19 +15,7 @@
         <w:pStyle w:val="Subtitle"/>
       </w:pPr>
       <w:r>
-        <w:t xml:space="preserve">Первоначальное</w:t>
-      </w:r>
-      <w:r>
-        <w:t xml:space="preserve"> </w:t>
-      </w:r>
-      <w:r>
-        <w:t xml:space="preserve">конфигурирование</w:t>
-      </w:r>
-      <w:r>
-        <w:t xml:space="preserve"> </w:t>
-      </w:r>
-      <w:r>
-        <w:t xml:space="preserve">сети</w:t>
+        <w:t xml:space="preserve">Эмуляция и измерение задержек в глобальных сетях</w:t>
       </w:r>
     </w:p>
     <w:p>
@@ -47,19 +23,7 @@
         <w:pStyle w:val="Author"/>
       </w:pPr>
       <w:r>
-        <w:t xml:space="preserve">Шуваев</w:t>
-      </w:r>
-      <w:r>
-        <w:t xml:space="preserve"> </w:t>
-      </w:r>
-      <w:r>
-        <w:t xml:space="preserve">Сергей</w:t>
-      </w:r>
-      <w:r>
-        <w:t xml:space="preserve"> </w:t>
-      </w:r>
-      <w:r>
-        <w:t xml:space="preserve">Александрович</w:t>
+        <w:t xml:space="preserve">Шуваев Сергей Александрович</w:t>
       </w:r>
     </w:p>
     <w:sdt>
@@ -88,7 +52,33 @@
         </w:p>
       </w:sdtContent>
     </w:sdt>
-    <w:bookmarkStart w:id="20" w:name="цель-работы"/>
+    <w:sdt>
+      <w:sdtPr>
+        <w:docPartObj>
+          <w:docPartGallery w:val="List of Figures"/>
+          <w:docPartUnique/>
+        </w:docPartObj>
+      </w:sdtPr>
+      <w:sdtContent>
+        <w:p>
+          <w:pPr>
+            <w:pStyle w:val="TOCHeading"/>
+          </w:pPr>
+          <w:r>
+            <w:t xml:space="preserve">Список иллюстраций</w:t>
+          </w:r>
+        </w:p>
+        <w:p>
+          <w:r>
+            <w:fldChar w:fldCharType="begin" w:dirty="true"/>
+            <w:instrText xml:space="preserve">TOC \h \z \t "Image Caption" \c</w:instrText>
+            <w:fldChar w:fldCharType="separate"/>
+            <w:fldChar w:fldCharType="end"/>
+          </w:r>
+        </w:p>
+      </w:sdtContent>
+    </w:sdt>
+    <w:bookmarkStart w:id="9" w:name="цель-работы"/>
     <w:p>
       <w:pPr>
         <w:pStyle w:val="Heading1"/>
@@ -111,11 +101,29 @@
         <w:pStyle w:val="FirstParagraph"/>
       </w:pPr>
       <w:r>
-        <w:t xml:space="preserve">Провести подготовительную работу по первоначальной настройке коммутаторов сети.</w:t>
-      </w:r>
-    </w:p>
-    <w:bookmarkEnd w:id="20"/>
-    <w:bookmarkStart w:id="21" w:name="задание"/>
+        <w:t xml:space="preserve">Основной целью работы является знакомство с NETEM — инструментом для</w:t>
+      </w:r>
+      <w:r>
+        <w:t xml:space="preserve"> </w:t>
+      </w:r>
+      <w:r>
+        <w:t xml:space="preserve">тестирования производительности приложений в виртуальной сети, а также</w:t>
+      </w:r>
+      <w:r>
+        <w:t xml:space="preserve"> </w:t>
+      </w:r>
+      <w:r>
+        <w:t xml:space="preserve">получение навыков проведения интерактивного и воспроизводимого экспериментов по измерению задержки и её дрожания (jitter) в моделируемой сети</w:t>
+      </w:r>
+      <w:r>
+        <w:t xml:space="preserve"> </w:t>
+      </w:r>
+      <w:r>
+        <w:t xml:space="preserve">в среде Mininet.</w:t>
+      </w:r>
+    </w:p>
+    <w:bookmarkEnd w:id="9"/>
+    <w:bookmarkStart w:id="10" w:name="задание"/>
     <w:p>
       <w:pPr>
         <w:pStyle w:val="Heading1"/>
@@ -131,39 +139,6 @@
       </w:r>
       <w:r>
         <w:t xml:space="preserve">Задание</w:t>
-      </w:r>
-    </w:p>
-    <w:p>
-      <w:pPr>
-        <w:pStyle w:val="FirstParagraph"/>
-      </w:pPr>
-      <w:r>
-        <w:t xml:space="preserve">Требуется сделать первоначальную настройку коммутаторов сети, представленной на схеме L1. Под первоначальной настройкой понимается указание имени устройства, его IP-адреса, настройка доступа по паролю к виртуальным терминалам и консоли, настройка удалённого доступа к устройству по ssh.</w:t>
-      </w:r>
-      <w:r>
-        <w:t xml:space="preserve"> </w:t>
-      </w:r>
-      <w:r>
-        <w:t xml:space="preserve">При выполнении работы необходимо учитывать соглашение об именовании.</w:t>
-      </w:r>
-    </w:p>
-    <w:bookmarkEnd w:id="21"/>
-    <w:bookmarkStart w:id="40" w:name="выполнение-лабораторной-работы"/>
-    <w:p>
-      <w:pPr>
-        <w:pStyle w:val="Heading1"/>
-      </w:pPr>
-      <w:r>
-        <w:rPr>
-          <w:rStyle w:val="SectionNumber"/>
-        </w:rPr>
-        <w:t xml:space="preserve">3</w:t>
-      </w:r>
-      <w:r>
-        <w:tab/>
-      </w:r>
-      <w:r>
-        <w:t xml:space="preserve">Выполнение лабораторной работы</w:t>
       </w:r>
     </w:p>
     <w:p>
@@ -175,9 +150,161 @@
         </w:numPr>
       </w:pPr>
       <w:r>
-        <w:t xml:space="preserve">В логической рабочей области Packet Tracer разместим коммутаторы и оконечные устройства согласно схеме сети L1 и соединим их через соответствующие интерфейсы (рис. 1). Для соединения коммутаторов между собой используем кроссовый кабель, а для подключения коммутаторов к оконечным устройством возьмем прямой кабель.</w:t>
-      </w:r>
-    </w:p>
+        <w:t xml:space="preserve">Задайте простейшую топологию, состоящую из двух хостов и коммутатора</w:t>
+      </w:r>
+      <w:r>
+        <w:t xml:space="preserve"> </w:t>
+      </w:r>
+      <w:r>
+        <w:t xml:space="preserve">с назначенной по умолчанию mininet сетью 10.0.0.0/8.</w:t>
+      </w:r>
+    </w:p>
+    <w:p>
+      <w:pPr>
+        <w:pStyle w:val="Compact"/>
+        <w:numPr>
+          <w:ilvl w:val="0"/>
+          <w:numId w:val="1001"/>
+        </w:numPr>
+      </w:pPr>
+      <w:r>
+        <w:t xml:space="preserve">Проведите интерактивные эксперименты по добавлению/изменению задержки, джиттера, значения корреляции для джиттера и задержки, распределения</w:t>
+      </w:r>
+      <w:r>
+        <w:t xml:space="preserve"> </w:t>
+      </w:r>
+      <w:r>
+        <w:t xml:space="preserve">времени задержки в эмулируемой глобальной сети.</w:t>
+      </w:r>
+    </w:p>
+    <w:p>
+      <w:pPr>
+        <w:pStyle w:val="Compact"/>
+        <w:numPr>
+          <w:ilvl w:val="0"/>
+          <w:numId w:val="1001"/>
+        </w:numPr>
+      </w:pPr>
+      <w:r>
+        <w:t xml:space="preserve">Реализуйте воспроизводимый эксперимент по заданию значения задержки</w:t>
+      </w:r>
+      <w:r>
+        <w:t xml:space="preserve"> </w:t>
+      </w:r>
+      <w:r>
+        <w:t xml:space="preserve">в эмулируемой глобальной сети. Постройте график.</w:t>
+      </w:r>
+    </w:p>
+    <w:p>
+      <w:pPr>
+        <w:pStyle w:val="Compact"/>
+        <w:numPr>
+          <w:ilvl w:val="0"/>
+          <w:numId w:val="1001"/>
+        </w:numPr>
+      </w:pPr>
+      <w:r>
+        <w:t xml:space="preserve">Самостоятельно реализуйте воспроизводимые эксперименты по изменению</w:t>
+      </w:r>
+      <w:r>
+        <w:t xml:space="preserve"> </w:t>
+      </w:r>
+      <w:r>
+        <w:t xml:space="preserve">задержки, джиттера, значения корреляции для джиттера и задержки, распределения времени задержки в эмулируемой глобальной сети. Постройте</w:t>
+      </w:r>
+      <w:r>
+        <w:t xml:space="preserve"> </w:t>
+      </w:r>
+      <w:r>
+        <w:t xml:space="preserve">графики.</w:t>
+      </w:r>
+    </w:p>
+    <w:bookmarkEnd w:id="10"/>
+    <w:bookmarkStart w:id="11" w:name="теоретическое-введение"/>
+    <w:p>
+      <w:pPr>
+        <w:pStyle w:val="Heading1"/>
+      </w:pPr>
+      <w:r>
+        <w:rPr>
+          <w:rStyle w:val="SectionNumber"/>
+        </w:rPr>
+        <w:t xml:space="preserve">3</w:t>
+      </w:r>
+      <w:r>
+        <w:tab/>
+      </w:r>
+      <w:r>
+        <w:t xml:space="preserve">Теоретическое введение</w:t>
+      </w:r>
+    </w:p>
+    <w:p>
+      <w:pPr>
+        <w:pStyle w:val="FirstParagraph"/>
+      </w:pPr>
+      <w:r>
+        <w:t xml:space="preserve">Mininet</w:t>
+      </w:r>
+      <w:r>
+        <w:t xml:space="preserve">[</w:t>
+      </w:r>
+      <w:r>
+        <w:rPr>
+          <w:b/>
+          <w:bCs/>
+        </w:rPr>
+        <w:t xml:space="preserve">mininet?</w:t>
+      </w:r>
+      <w:r>
+        <w:t xml:space="preserve">]</w:t>
+      </w:r>
+      <w:r>
+        <w:t xml:space="preserve"> </w:t>
+      </w:r>
+      <w:r>
+        <w:t xml:space="preserve">– это эмулятор компьютерной сети. Под компьютерной сетью подразумеваются простые компьютеры — хосты, коммутаторы, а так же OpenFlow-контроллеры. С помощью простейшего синтаксиса в примитивном интерпретаторе команд можно разворачивать сети из произвольного количества хостов, коммутаторов в различных топологиях и все это в рамках одной виртуальной машины(ВМ). На всех хостах можно изменять сетевую конфигурацию, пользоваться стандартными утилитами(ifconfig, ping) и даже получать доступ к терминалу. На коммутаторы можно добавлять различные правила и маршрутизировать трафик.</w:t>
+      </w:r>
+    </w:p>
+    <w:bookmarkEnd w:id="11"/>
+    <w:bookmarkStart w:id="87" w:name="выполнение-лабораторной-работы"/>
+    <w:p>
+      <w:pPr>
+        <w:pStyle w:val="Heading1"/>
+      </w:pPr>
+      <w:r>
+        <w:rPr>
+          <w:rStyle w:val="SectionNumber"/>
+        </w:rPr>
+        <w:t xml:space="preserve">4</w:t>
+      </w:r>
+      <w:r>
+        <w:tab/>
+      </w:r>
+      <w:r>
+        <w:t xml:space="preserve">Выполнение лабораторной работы</w:t>
+      </w:r>
+    </w:p>
+    <w:p>
+      <w:pPr>
+        <w:pStyle w:val="FirstParagraph"/>
+      </w:pPr>
+      <w:r>
+        <w:t xml:space="preserve">Запустим виртуальную среду с mininet. Из основной ОС подключимся к виртуальной машине. В виртуальной машине mininet при необходимости исправим права запуска</w:t>
+      </w:r>
+      <w:r>
+        <w:t xml:space="preserve"> </w:t>
+      </w:r>
+      <w:r>
+        <w:t xml:space="preserve">X-соединения. Скопируем значение куки (MIT magic cookie)</w:t>
+      </w:r>
+      <w:r>
+        <w:t xml:space="preserve"> </w:t>
+      </w:r>
+      <w:r>
+        <w:t xml:space="preserve">своего пользователя mininet в файл для пользователя root (рис. 1).</w:t>
+      </w:r>
+    </w:p>
+    <w:bookmarkStart w:id="15" w:name="fig:001"/>
     <w:p>
       <w:pPr>
         <w:pStyle w:val="CaptionedFigure"/>
@@ -185,20 +312,20 @@
       <w:r>
         <w:drawing>
           <wp:inline>
-            <wp:extent cx="3733800" cy="1524512"/>
+            <wp:extent cx="3733800" cy="720825"/>
             <wp:effectExtent b="0" l="0" r="0" t="0"/>
-            <wp:docPr descr="Размещение коммутаторов и оконечных устройств согласно схеме сети L1" title="" id="23" name="Picture"/>
+            <wp:docPr descr="Рис. 1: Исправление прав запуска X-соединения" title="" id="13" name="Picture"/>
             <a:graphic>
               <a:graphicData uri="http://schemas.openxmlformats.org/drawingml/2006/picture">
                 <pic:pic>
                   <pic:nvPicPr>
-                    <pic:cNvPr descr="image/1.png" id="24" name="Picture"/>
+                    <pic:cNvPr descr="image/1.png" id="14" name="Picture"/>
                     <pic:cNvPicPr>
                       <a:picLocks noChangeArrowheads="1" noChangeAspect="1"/>
                     </pic:cNvPicPr>
                   </pic:nvPicPr>
                   <pic:blipFill>
-                    <a:blip r:embed="rId22"/>
+                    <a:blip r:embed="rId12"/>
                     <a:stretch>
                       <a:fillRect/>
                     </a:stretch>
@@ -206,7 +333,7 @@
                   <pic:spPr bwMode="auto">
                     <a:xfrm>
                       <a:off x="0" y="0"/>
-                      <a:ext cx="3733800" cy="1524512"/>
+                      <a:ext cx="3733800" cy="720825"/>
                     </a:xfrm>
                     <a:prstGeom prst="rect">
                       <a:avLst/>
@@ -230,35 +357,33 @@
         <w:pStyle w:val="ImageCaption"/>
       </w:pPr>
       <w:r>
-        <w:t xml:space="preserve">Рис. 1: Размещение коммутаторов и оконечных устройств согласно схеме сети L1</w:t>
-      </w:r>
-    </w:p>
-    <w:p>
-      <w:pPr>
-        <w:pStyle w:val="Compact"/>
-        <w:numPr>
-          <w:ilvl w:val="0"/>
-          <w:numId w:val="1002"/>
-        </w:numPr>
-      </w:pPr>
-      <w:r>
-        <w:t xml:space="preserve">Используя типовую конфигурацию коммутатора, настроем</w:t>
-      </w:r>
-      <w:r>
-        <w:t xml:space="preserve"> </w:t>
-      </w:r>
-      <w:r>
-        <w:t xml:space="preserve">все коммутаторы, изменяя название устройства и его IP-адрес согласно плану IP, сделанный в предыдущей лабораторной работе.</w:t>
-      </w:r>
-    </w:p>
-    <w:p>
-      <w:pPr>
-        <w:pStyle w:val="FirstParagraph"/>
-      </w:pPr>
-      <w:r>
-        <w:t xml:space="preserve">Для первого устройства имя msc-donskaya-shuvayev-sw-1 зададим ip-адрес – 10.128.1.2 (рис. 2).</w:t>
-      </w:r>
-    </w:p>
+        <w:t xml:space="preserve">Рис. 1: Исправление прав запуска X-соединения</w:t>
+      </w:r>
+    </w:p>
+    <w:bookmarkEnd w:id="15"/>
+    <w:p>
+      <w:pPr>
+        <w:pStyle w:val="BodyText"/>
+      </w:pPr>
+      <w:r>
+        <w:t xml:space="preserve">Задайте простейшую топологию, состоящую из двух хостов и коммутатора</w:t>
+      </w:r>
+      <w:r>
+        <w:t xml:space="preserve"> </w:t>
+      </w:r>
+      <w:r>
+        <w:t xml:space="preserve">с назначенной по умолчанию mininet сетью 10.0.0.0/8 (рис. 2).</w:t>
+      </w:r>
+    </w:p>
+    <w:p>
+      <w:pPr>
+        <w:pStyle w:val="BodyText"/>
+      </w:pPr>
+      <w:r>
+        <w:t xml:space="preserve">После введения этой команды запустятся терминалы двух хостов, коммутатора и контроллера. Терминалы коммутатора и контроллера можно закрыть.</w:t>
+      </w:r>
+    </w:p>
+    <w:bookmarkStart w:id="19" w:name="fig:002"/>
     <w:p>
       <w:pPr>
         <w:pStyle w:val="CaptionedFigure"/>
@@ -266,20 +391,20 @@
       <w:r>
         <w:drawing>
           <wp:inline>
-            <wp:extent cx="3733800" cy="3718155"/>
+            <wp:extent cx="3733800" cy="2314385"/>
             <wp:effectExtent b="0" l="0" r="0" t="0"/>
-            <wp:docPr descr="Конфигурация коммутатора msc-donskaya-shuvayev-sw-1" title="" id="26" name="Picture"/>
+            <wp:docPr descr="Рис. 2: Простейшая топология" title="" id="17" name="Picture"/>
             <a:graphic>
               <a:graphicData uri="http://schemas.openxmlformats.org/drawingml/2006/picture">
                 <pic:pic>
                   <pic:nvPicPr>
-                    <pic:cNvPr descr="image/2.png" id="27" name="Picture"/>
+                    <pic:cNvPr descr="image/2.png" id="18" name="Picture"/>
                     <pic:cNvPicPr>
                       <a:picLocks noChangeArrowheads="1" noChangeAspect="1"/>
                     </pic:cNvPicPr>
                   </pic:nvPicPr>
                   <pic:blipFill>
-                    <a:blip r:embed="rId25"/>
+                    <a:blip r:embed="rId16"/>
                     <a:stretch>
                       <a:fillRect/>
                     </a:stretch>
@@ -287,7 +412,7 @@
                   <pic:spPr bwMode="auto">
                     <a:xfrm>
                       <a:off x="0" y="0"/>
-                      <a:ext cx="3733800" cy="3718155"/>
+                      <a:ext cx="3733800" cy="2314385"/>
                     </a:xfrm>
                     <a:prstGeom prst="rect">
                       <a:avLst/>
@@ -311,17 +436,31 @@
         <w:pStyle w:val="ImageCaption"/>
       </w:pPr>
       <w:r>
-        <w:t xml:space="preserve">Рис. 2: Конфигурация коммутатора msc-donskaya-shuvayev-sw-1</w:t>
-      </w:r>
-    </w:p>
+        <w:t xml:space="preserve">Рис. 2: Простейшая топология</w:t>
+      </w:r>
+    </w:p>
+    <w:bookmarkEnd w:id="19"/>
     <w:p>
       <w:pPr>
         <w:pStyle w:val="BodyText"/>
       </w:pPr>
       <w:r>
-        <w:t xml:space="preserve">Для второго устройства имя msc-donskaya-shuvayev-sw-2 зададим ip-адрес – 10.128.1.3 (рис. 3).</w:t>
-      </w:r>
-    </w:p>
+        <w:t xml:space="preserve">На хостах h1 и h2 введем команду ifconfig, чтобы отобразить информацию, относящуюся к их сетевым интерфейсам и назначенным им IP-адресам.</w:t>
+      </w:r>
+      <w:r>
+        <w:t xml:space="preserve"> </w:t>
+      </w:r>
+      <w:r>
+        <w:t xml:space="preserve">В дальнейшем при работе с NETEM и командой tc будут использоваться</w:t>
+      </w:r>
+      <w:r>
+        <w:t xml:space="preserve"> </w:t>
+      </w:r>
+      <w:r>
+        <w:t xml:space="preserve">интерфейсы h1-eth0 и h2-eth0 (рис. 3).</w:t>
+      </w:r>
+    </w:p>
+    <w:bookmarkStart w:id="23" w:name="fig:003"/>
     <w:p>
       <w:pPr>
         <w:pStyle w:val="CaptionedFigure"/>
@@ -329,20 +468,20 @@
       <w:r>
         <w:drawing>
           <wp:inline>
-            <wp:extent cx="3733800" cy="4123979"/>
+            <wp:extent cx="3733800" cy="4270961"/>
             <wp:effectExtent b="0" l="0" r="0" t="0"/>
-            <wp:docPr descr="Конфигурация коммутатора msc-donskaya-shuvayev-sw-2" title="" id="29" name="Picture"/>
+            <wp:docPr descr="Рис. 3: ifconfig на хостах h1 и h2" title="" id="21" name="Picture"/>
             <a:graphic>
               <a:graphicData uri="http://schemas.openxmlformats.org/drawingml/2006/picture">
                 <pic:pic>
                   <pic:nvPicPr>
-                    <pic:cNvPr descr="image/3.png" id="30" name="Picture"/>
+                    <pic:cNvPr descr="image/3.png" id="22" name="Picture"/>
                     <pic:cNvPicPr>
                       <a:picLocks noChangeArrowheads="1" noChangeAspect="1"/>
                     </pic:cNvPicPr>
                   </pic:nvPicPr>
                   <pic:blipFill>
-                    <a:blip r:embed="rId28"/>
+                    <a:blip r:embed="rId20"/>
                     <a:stretch>
                       <a:fillRect/>
                     </a:stretch>
@@ -350,7 +489,7 @@
                   <pic:spPr bwMode="auto">
                     <a:xfrm>
                       <a:off x="0" y="0"/>
-                      <a:ext cx="3733800" cy="4123979"/>
+                      <a:ext cx="3733800" cy="4270961"/>
                     </a:xfrm>
                     <a:prstGeom prst="rect">
                       <a:avLst/>
@@ -374,17 +513,25 @@
         <w:pStyle w:val="ImageCaption"/>
       </w:pPr>
       <w:r>
-        <w:t xml:space="preserve">Рис. 3: Конфигурация коммутатора msc-donskaya-shuvayev-sw-2</w:t>
-      </w:r>
-    </w:p>
+        <w:t xml:space="preserve">Рис. 3: ifconfig на хостах h1 и h2</w:t>
+      </w:r>
+    </w:p>
+    <w:bookmarkEnd w:id="23"/>
     <w:p>
       <w:pPr>
         <w:pStyle w:val="BodyText"/>
       </w:pPr>
       <w:r>
-        <w:t xml:space="preserve">Для третьего устройства имя msc-donskaya-shuvayev-sw-3 зададим ip-адрес – 10.128.1.4 (рис. 4).</w:t>
-      </w:r>
-    </w:p>
+        <w:t xml:space="preserve">Проверим подключение между хостами h1 и h2 с помощью команды ping</w:t>
+      </w:r>
+      <w:r>
+        <w:t xml:space="preserve"> </w:t>
+      </w:r>
+      <w:r>
+        <w:t xml:space="preserve">с параметром -c 6 (рис. 4).</w:t>
+      </w:r>
+    </w:p>
+    <w:bookmarkStart w:id="27" w:name="fig:004"/>
     <w:p>
       <w:pPr>
         <w:pStyle w:val="CaptionedFigure"/>
@@ -392,20 +539,20 @@
       <w:r>
         <w:drawing>
           <wp:inline>
-            <wp:extent cx="3733800" cy="3832057"/>
+            <wp:extent cx="3733800" cy="4196624"/>
             <wp:effectExtent b="0" l="0" r="0" t="0"/>
-            <wp:docPr descr="Конфигурация коммутатора msc-donskaya-shuvayev-sw-3" title="" id="32" name="Picture"/>
+            <wp:docPr descr="Рис. 4: Проверка подключения между хостами" title="" id="25" name="Picture"/>
             <a:graphic>
               <a:graphicData uri="http://schemas.openxmlformats.org/drawingml/2006/picture">
                 <pic:pic>
                   <pic:nvPicPr>
-                    <pic:cNvPr descr="image/4.png" id="33" name="Picture"/>
+                    <pic:cNvPr descr="image/4.png" id="26" name="Picture"/>
                     <pic:cNvPicPr>
                       <a:picLocks noChangeArrowheads="1" noChangeAspect="1"/>
                     </pic:cNvPicPr>
                   </pic:nvPicPr>
                   <pic:blipFill>
-                    <a:blip r:embed="rId31"/>
+                    <a:blip r:embed="rId24"/>
                     <a:stretch>
                       <a:fillRect/>
                     </a:stretch>
@@ -413,7 +560,7 @@
                   <pic:spPr bwMode="auto">
                     <a:xfrm>
                       <a:off x="0" y="0"/>
-                      <a:ext cx="3733800" cy="3832057"/>
+                      <a:ext cx="3733800" cy="4196624"/>
                     </a:xfrm>
                     <a:prstGeom prst="rect">
                       <a:avLst/>
@@ -437,7 +584,34 @@
         <w:pStyle w:val="ImageCaption"/>
       </w:pPr>
       <w:r>
-        <w:t xml:space="preserve">Рис. 4: Конфигурация коммутатора msc-donskaya-shuvayev-sw-3</w:t>
+        <w:t xml:space="preserve">Рис. 4: Проверка подключения между хостами</w:t>
+      </w:r>
+    </w:p>
+    <w:bookmarkEnd w:id="27"/>
+    <w:bookmarkStart w:id="36" w:name="Xa05deb6c59ca3b8e1111124cc50409c62744b4c"/>
+    <w:p>
+      <w:pPr>
+        <w:pStyle w:val="Heading2"/>
+      </w:pPr>
+      <w:r>
+        <w:rPr>
+          <w:rStyle w:val="SectionNumber"/>
+        </w:rPr>
+        <w:t xml:space="preserve">4.1</w:t>
+      </w:r>
+      <w:r>
+        <w:tab/>
+      </w:r>
+      <w:r>
+        <w:t xml:space="preserve">Добавление/изменение задержки в эмулируемой глобальной сети</w:t>
+      </w:r>
+    </w:p>
+    <w:p>
+      <w:pPr>
+        <w:pStyle w:val="FirstParagraph"/>
+      </w:pPr>
+      <w:r>
+        <w:t xml:space="preserve">На хосте h1 добавим задержку в 100 мс к выходному интерфейсу (рис. 5).</w:t>
       </w:r>
     </w:p>
     <w:p>
@@ -445,9 +619,111 @@
         <w:pStyle w:val="BodyText"/>
       </w:pPr>
       <w:r>
-        <w:t xml:space="preserve">Для четвертого устройства имя msc-donskaya-shuvayev-sw-4 зададим ip-адрес – 10.128.1.5 (рис. 5).</w:t>
-      </w:r>
-    </w:p>
+        <w:rPr>
+          <w:rStyle w:val="VerbatimChar"/>
+        </w:rPr>
+        <w:t xml:space="preserve">sudo tc qdisc add dev h1-eth0 root netem delay 100ms</w:t>
+      </w:r>
+    </w:p>
+    <w:p>
+      <w:pPr>
+        <w:pStyle w:val="Compact"/>
+        <w:numPr>
+          <w:ilvl w:val="0"/>
+          <w:numId w:val="1002"/>
+        </w:numPr>
+      </w:pPr>
+      <w:r>
+        <w:t xml:space="preserve">sudo: выполнить команду с более высокими привилегиями;</w:t>
+      </w:r>
+    </w:p>
+    <w:p>
+      <w:pPr>
+        <w:pStyle w:val="Compact"/>
+        <w:numPr>
+          <w:ilvl w:val="0"/>
+          <w:numId w:val="1002"/>
+        </w:numPr>
+      </w:pPr>
+      <w:r>
+        <w:t xml:space="preserve">tc: вызвать управление трафиком Linux;</w:t>
+      </w:r>
+    </w:p>
+    <w:p>
+      <w:pPr>
+        <w:pStyle w:val="Compact"/>
+        <w:numPr>
+          <w:ilvl w:val="0"/>
+          <w:numId w:val="1002"/>
+        </w:numPr>
+      </w:pPr>
+      <w:r>
+        <w:t xml:space="preserve">qdisc: изменить дисциплину очередей сетевого планировщика;</w:t>
+      </w:r>
+    </w:p>
+    <w:p>
+      <w:pPr>
+        <w:pStyle w:val="Compact"/>
+        <w:numPr>
+          <w:ilvl w:val="0"/>
+          <w:numId w:val="1002"/>
+        </w:numPr>
+      </w:pPr>
+      <w:r>
+        <w:t xml:space="preserve">add: создать новое правило;</w:t>
+      </w:r>
+    </w:p>
+    <w:p>
+      <w:pPr>
+        <w:pStyle w:val="Compact"/>
+        <w:numPr>
+          <w:ilvl w:val="0"/>
+          <w:numId w:val="1002"/>
+        </w:numPr>
+      </w:pPr>
+      <w:r>
+        <w:t xml:space="preserve">dev h1-eth0: указать интерфейс, на котором будет применяться правило;</w:t>
+      </w:r>
+    </w:p>
+    <w:p>
+      <w:pPr>
+        <w:pStyle w:val="Compact"/>
+        <w:numPr>
+          <w:ilvl w:val="0"/>
+          <w:numId w:val="1002"/>
+        </w:numPr>
+      </w:pPr>
+      <w:r>
+        <w:t xml:space="preserve">netem: использовать эмулятор сети;</w:t>
+      </w:r>
+    </w:p>
+    <w:p>
+      <w:pPr>
+        <w:pStyle w:val="Compact"/>
+        <w:numPr>
+          <w:ilvl w:val="0"/>
+          <w:numId w:val="1002"/>
+        </w:numPr>
+      </w:pPr>
+      <w:r>
+        <w:t xml:space="preserve">delay 100ms: задержка ввода 100 мс.</w:t>
+      </w:r>
+    </w:p>
+    <w:p>
+      <w:pPr>
+        <w:pStyle w:val="FirstParagraph"/>
+      </w:pPr>
+      <w:r>
+        <w:t xml:space="preserve">Проверим, что соединение от хоста h1 к хосту h2 имеет задержку 100 мс,</w:t>
+      </w:r>
+      <w:r>
+        <w:t xml:space="preserve"> </w:t>
+      </w:r>
+      <w:r>
+        <w:t xml:space="preserve">используя команду ping с параметром -c 6 с хоста h1</w:t>
+      </w:r>
+    </w:p>
+    <w:bookmarkStart w:id="31" w:name="fig:005"/>
     <w:p>
       <w:pPr>
         <w:pStyle w:val="CaptionedFigure"/>
@@ -455,20 +731,20 @@
       <w:r>
         <w:drawing>
           <wp:inline>
-            <wp:extent cx="3733800" cy="4282081"/>
+            <wp:extent cx="3733800" cy="1935581"/>
             <wp:effectExtent b="0" l="0" r="0" t="0"/>
-            <wp:docPr descr="Конфигурация коммутатора msc-donskaya-shuvayev-sw-4" title="" id="35" name="Picture"/>
+            <wp:docPr descr="Рис. 5: Добавление задержки в 100мс" title="" id="29" name="Picture"/>
             <a:graphic>
               <a:graphicData uri="http://schemas.openxmlformats.org/drawingml/2006/picture">
                 <pic:pic>
                   <pic:nvPicPr>
-                    <pic:cNvPr descr="image/5.png" id="36" name="Picture"/>
+                    <pic:cNvPr descr="image/5.png" id="30" name="Picture"/>
                     <pic:cNvPicPr>
                       <a:picLocks noChangeArrowheads="1" noChangeAspect="1"/>
                     </pic:cNvPicPr>
                   </pic:nvPicPr>
                   <pic:blipFill>
-                    <a:blip r:embed="rId34"/>
+                    <a:blip r:embed="rId28"/>
                     <a:stretch>
                       <a:fillRect/>
                     </a:stretch>
@@ -476,7 +752,7 @@
                   <pic:spPr bwMode="auto">
                     <a:xfrm>
                       <a:off x="0" y="0"/>
-                      <a:ext cx="3733800" cy="4282081"/>
+                      <a:ext cx="3733800" cy="1935581"/>
                     </a:xfrm>
                     <a:prstGeom prst="rect">
                       <a:avLst/>
@@ -500,17 +776,51 @@
         <w:pStyle w:val="ImageCaption"/>
       </w:pPr>
       <w:r>
-        <w:t xml:space="preserve">Рис. 5: Конфигурация коммутатора msc-donskaya-shuvayev-sw-4</w:t>
-      </w:r>
-    </w:p>
+        <w:t xml:space="preserve">Рис. 5: Добавление задержки в 100мс</w:t>
+      </w:r>
+    </w:p>
+    <w:bookmarkEnd w:id="31"/>
     <w:p>
       <w:pPr>
         <w:pStyle w:val="BodyText"/>
       </w:pPr>
       <w:r>
-        <w:t xml:space="preserve">Для пятого (первого на Павловской) устройства имя msk-pavlovskaya-shuvayev-sw-1 зададим ip-адрес – 10.128.1.6 (рис. 2).</w:t>
-      </w:r>
-    </w:p>
+        <w:t xml:space="preserve">Для эмуляции глобальной сети с двунаправленной задержкой необходимо</w:t>
+      </w:r>
+      <w:r>
+        <w:t xml:space="preserve"> </w:t>
+      </w:r>
+      <w:r>
+        <w:t xml:space="preserve">к соответствующему интерфейсу на хосте h2 также добавим задержку в 100</w:t>
+      </w:r>
+      <w:r>
+        <w:t xml:space="preserve"> </w:t>
+      </w:r>
+      <w:r>
+        <w:t xml:space="preserve">миллисекунд (рис. 6).</w:t>
+      </w:r>
+    </w:p>
+    <w:p>
+      <w:pPr>
+        <w:pStyle w:val="BodyText"/>
+      </w:pPr>
+      <w:r>
+        <w:t xml:space="preserve">Проверим, что соединение между хостом h1 и хостом h2 имеет RTT в 200 мс</w:t>
+      </w:r>
+      <w:r>
+        <w:t xml:space="preserve"> </w:t>
+      </w:r>
+      <w:r>
+        <w:t xml:space="preserve">(100 мс от хоста h1 к хосту h2 и 100 мс от хоста h2 к хосту h1), повторив</w:t>
+      </w:r>
+      <w:r>
+        <w:t xml:space="preserve"> </w:t>
+      </w:r>
+      <w:r>
+        <w:t xml:space="preserve">команду ping с параметром -c 6 на терминале хоста h1.</w:t>
+      </w:r>
+    </w:p>
+    <w:bookmarkStart w:id="35" w:name="fig:006"/>
     <w:p>
       <w:pPr>
         <w:pStyle w:val="CaptionedFigure"/>
@@ -518,20 +828,20 @@
       <w:r>
         <w:drawing>
           <wp:inline>
-            <wp:extent cx="3733800" cy="3615411"/>
+            <wp:extent cx="3733800" cy="3109766"/>
             <wp:effectExtent b="0" l="0" r="0" t="0"/>
-            <wp:docPr descr="Конфигурация коммутатора msc-pavlovskaya-shuvayev-sw-1" title="" id="38" name="Picture"/>
+            <wp:docPr descr="Рис. 6: Двунаправленная задержка соединения" title="" id="33" name="Picture"/>
             <a:graphic>
               <a:graphicData uri="http://schemas.openxmlformats.org/drawingml/2006/picture">
                 <pic:pic>
                   <pic:nvPicPr>
-                    <pic:cNvPr descr="image/6.png" id="39" name="Picture"/>
+                    <pic:cNvPr descr="image/6.png" id="34" name="Picture"/>
                     <pic:cNvPicPr>
                       <a:picLocks noChangeArrowheads="1" noChangeAspect="1"/>
                     </pic:cNvPicPr>
                   </pic:nvPicPr>
                   <pic:blipFill>
-                    <a:blip r:embed="rId37"/>
+                    <a:blip r:embed="rId32"/>
                     <a:stretch>
                       <a:fillRect/>
                     </a:stretch>
@@ -539,7 +849,7 @@
                   <pic:spPr bwMode="auto">
                     <a:xfrm>
                       <a:off x="0" y="0"/>
-                      <a:ext cx="3733800" cy="3615411"/>
+                      <a:ext cx="3733800" cy="3109766"/>
                     </a:xfrm>
                     <a:prstGeom prst="rect">
                       <a:avLst/>
@@ -563,11 +873,2352 @@
         <w:pStyle w:val="ImageCaption"/>
       </w:pPr>
       <w:r>
-        <w:t xml:space="preserve">Рис. 6: Конфигурация коммутатора msc-pavlovskaya-shuvayev-sw-1</w:t>
+        <w:t xml:space="preserve">Рис. 6: Двунаправленная задержка соединения</w:t>
+      </w:r>
+    </w:p>
+    <w:bookmarkEnd w:id="35"/>
+    <w:bookmarkEnd w:id="36"/>
+    <w:bookmarkStart w:id="41" w:name="X0311b37f5b4acc5e4ce3a1e76004fe686562490"/>
+    <w:p>
+      <w:pPr>
+        <w:pStyle w:val="Heading2"/>
+      </w:pPr>
+      <w:r>
+        <w:rPr>
+          <w:rStyle w:val="SectionNumber"/>
+        </w:rPr>
+        <w:t xml:space="preserve">4.2</w:t>
+      </w:r>
+      <w:r>
+        <w:tab/>
+      </w:r>
+      <w:r>
+        <w:t xml:space="preserve">Изменение задержки в эмулируемой глобальной сети</w:t>
+      </w:r>
+    </w:p>
+    <w:p>
+      <w:pPr>
+        <w:pStyle w:val="FirstParagraph"/>
+      </w:pPr>
+      <w:r>
+        <w:t xml:space="preserve">Изменим задержку со 100 мс до 50 мс для отправителя h1 и для получателя h2 (рис. 7).</w:t>
+      </w:r>
+    </w:p>
+    <w:p>
+      <w:pPr>
+        <w:pStyle w:val="BodyText"/>
+      </w:pPr>
+      <w:r>
+        <w:t xml:space="preserve">Проверим, что соединение от хоста h1 к хосту h2 имеет задержку 100 мс,</w:t>
+      </w:r>
+      <w:r>
+        <w:t xml:space="preserve"> </w:t>
+      </w:r>
+      <w:r>
+        <w:t xml:space="preserve">используя команду ping с параметром -c 6 с терминала хоста h1.</w:t>
+      </w:r>
+    </w:p>
+    <w:bookmarkStart w:id="40" w:name="fig:007"/>
+    <w:p>
+      <w:pPr>
+        <w:pStyle w:val="CaptionedFigure"/>
+      </w:pPr>
+      <w:r>
+        <w:drawing>
+          <wp:inline>
+            <wp:extent cx="3733800" cy="2478956"/>
+            <wp:effectExtent b="0" l="0" r="0" t="0"/>
+            <wp:docPr descr="Рис. 7: Изменение задержки на 50мс" title="" id="38" name="Picture"/>
+            <a:graphic>
+              <a:graphicData uri="http://schemas.openxmlformats.org/drawingml/2006/picture">
+                <pic:pic>
+                  <pic:nvPicPr>
+                    <pic:cNvPr descr="image/7.png" id="39" name="Picture"/>
+                    <pic:cNvPicPr>
+                      <a:picLocks noChangeArrowheads="1" noChangeAspect="1"/>
+                    </pic:cNvPicPr>
+                  </pic:nvPicPr>
+                  <pic:blipFill>
+                    <a:blip r:embed="rId37"/>
+                    <a:stretch>
+                      <a:fillRect/>
+                    </a:stretch>
+                  </pic:blipFill>
+                  <pic:spPr bwMode="auto">
+                    <a:xfrm>
+                      <a:off x="0" y="0"/>
+                      <a:ext cx="3733800" cy="2478956"/>
+                    </a:xfrm>
+                    <a:prstGeom prst="rect">
+                      <a:avLst/>
+                    </a:prstGeom>
+                    <a:noFill/>
+                    <a:ln w="9525">
+                      <a:noFill/>
+                      <a:headEnd/>
+                      <a:tailEnd/>
+                    </a:ln>
+                  </pic:spPr>
+                </pic:pic>
+              </a:graphicData>
+            </a:graphic>
+          </wp:inline>
+        </w:drawing>
+      </w:r>
+    </w:p>
+    <w:p>
+      <w:pPr>
+        <w:pStyle w:val="ImageCaption"/>
+      </w:pPr>
+      <w:r>
+        <w:t xml:space="preserve">Рис. 7: Изменение задержки на 50мс</w:t>
       </w:r>
     </w:p>
     <w:bookmarkEnd w:id="40"/>
-    <w:bookmarkStart w:id="41" w:name="выводы"/>
+    <w:bookmarkEnd w:id="41"/>
+    <w:bookmarkStart w:id="46" w:name="X4b1971bd7d6868101a21bf87913c822919662d8"/>
+    <w:p>
+      <w:pPr>
+        <w:pStyle w:val="Heading2"/>
+      </w:pPr>
+      <w:r>
+        <w:rPr>
+          <w:rStyle w:val="SectionNumber"/>
+        </w:rPr>
+        <w:t xml:space="preserve">4.3</w:t>
+      </w:r>
+      <w:r>
+        <w:tab/>
+      </w:r>
+      <w:r>
+        <w:t xml:space="preserve">Восстановление исходных значений (удаление правил) задержки в эмулируемой глобальной сети</w:t>
+      </w:r>
+    </w:p>
+    <w:p>
+      <w:pPr>
+        <w:pStyle w:val="FirstParagraph"/>
+      </w:pPr>
+      <w:r>
+        <w:t xml:space="preserve">Восстановим конфигурацию по умолчанию, удалив все правила, применённые к сетевому планировщику соответствующего интерфейса для</w:t>
+      </w:r>
+      <w:r>
+        <w:t xml:space="preserve"> </w:t>
+      </w:r>
+      <w:r>
+        <w:t xml:space="preserve">отправителя h1 и для получателя h2. Проверим, что соединение между хостом h1 и хостом h2 не имеет явно</w:t>
+      </w:r>
+      <w:r>
+        <w:t xml:space="preserve"> </w:t>
+      </w:r>
+      <w:r>
+        <w:t xml:space="preserve">установленной задержки, используя команду ping с параметром -c 6 с терминала хоста h1 (рис. 8).</w:t>
+      </w:r>
+    </w:p>
+    <w:bookmarkStart w:id="45" w:name="fig:008"/>
+    <w:p>
+      <w:pPr>
+        <w:pStyle w:val="CaptionedFigure"/>
+      </w:pPr>
+      <w:r>
+        <w:drawing>
+          <wp:inline>
+            <wp:extent cx="3733800" cy="2196651"/>
+            <wp:effectExtent b="0" l="0" r="0" t="0"/>
+            <wp:docPr descr="Рис. 8: Восстановление исходных значений задержки" title="" id="43" name="Picture"/>
+            <a:graphic>
+              <a:graphicData uri="http://schemas.openxmlformats.org/drawingml/2006/picture">
+                <pic:pic>
+                  <pic:nvPicPr>
+                    <pic:cNvPr descr="image/8.png" id="44" name="Picture"/>
+                    <pic:cNvPicPr>
+                      <a:picLocks noChangeArrowheads="1" noChangeAspect="1"/>
+                    </pic:cNvPicPr>
+                  </pic:nvPicPr>
+                  <pic:blipFill>
+                    <a:blip r:embed="rId42"/>
+                    <a:stretch>
+                      <a:fillRect/>
+                    </a:stretch>
+                  </pic:blipFill>
+                  <pic:spPr bwMode="auto">
+                    <a:xfrm>
+                      <a:off x="0" y="0"/>
+                      <a:ext cx="3733800" cy="2196651"/>
+                    </a:xfrm>
+                    <a:prstGeom prst="rect">
+                      <a:avLst/>
+                    </a:prstGeom>
+                    <a:noFill/>
+                    <a:ln w="9525">
+                      <a:noFill/>
+                      <a:headEnd/>
+                      <a:tailEnd/>
+                    </a:ln>
+                  </pic:spPr>
+                </pic:pic>
+              </a:graphicData>
+            </a:graphic>
+          </wp:inline>
+        </w:drawing>
+      </w:r>
+    </w:p>
+    <w:p>
+      <w:pPr>
+        <w:pStyle w:val="ImageCaption"/>
+      </w:pPr>
+      <w:r>
+        <w:t xml:space="preserve">Рис. 8: Восстановление исходных значений задержки</w:t>
+      </w:r>
+    </w:p>
+    <w:bookmarkEnd w:id="45"/>
+    <w:bookmarkEnd w:id="46"/>
+    <w:bookmarkStart w:id="51" w:name="Xdebb674f7e30cbeab70759e0c17a17f7ec27932"/>
+    <w:p>
+      <w:pPr>
+        <w:pStyle w:val="Heading2"/>
+      </w:pPr>
+      <w:r>
+        <w:rPr>
+          <w:rStyle w:val="SectionNumber"/>
+        </w:rPr>
+        <w:t xml:space="preserve">4.4</w:t>
+      </w:r>
+      <w:r>
+        <w:tab/>
+      </w:r>
+      <w:r>
+        <w:t xml:space="preserve">Добавление значения дрожания задержки в интерфейс подключения к эмулируемой глобальной сети</w:t>
+      </w:r>
+    </w:p>
+    <w:p>
+      <w:pPr>
+        <w:pStyle w:val="FirstParagraph"/>
+      </w:pPr>
+      <w:r>
+        <w:t xml:space="preserve">Добавим на узле h1 задержку в 100 мс со случайным отклонением 10 мс. Проверим, что соединение от хоста h1 к хосту h2 имеет задержку 100 мс со</w:t>
+      </w:r>
+      <w:r>
+        <w:t xml:space="preserve"> </w:t>
+      </w:r>
+      <w:r>
+        <w:t xml:space="preserve">случайным отклонением ±10 мс, используя в терминале хоста h1 команду</w:t>
+      </w:r>
+      <w:r>
+        <w:t xml:space="preserve"> </w:t>
+      </w:r>
+      <w:r>
+        <w:t xml:space="preserve">ping с параметром -c 6.</w:t>
+      </w:r>
+      <w:r>
+        <w:t xml:space="preserve"> </w:t>
+      </w:r>
+      <w:r>
+        <w:t xml:space="preserve">Восстановим конфигурацию интерфейса по умолчанию на узле h1 (рис. 9).</w:t>
+      </w:r>
+    </w:p>
+    <w:bookmarkStart w:id="50" w:name="fig:009"/>
+    <w:p>
+      <w:pPr>
+        <w:pStyle w:val="CaptionedFigure"/>
+      </w:pPr>
+      <w:r>
+        <w:drawing>
+          <wp:inline>
+            <wp:extent cx="3733800" cy="2004515"/>
+            <wp:effectExtent b="0" l="0" r="0" t="0"/>
+            <wp:docPr descr="Рис. 9: Добавление значения дрожания задержки в интерфейс подключения" title="" id="48" name="Picture"/>
+            <a:graphic>
+              <a:graphicData uri="http://schemas.openxmlformats.org/drawingml/2006/picture">
+                <pic:pic>
+                  <pic:nvPicPr>
+                    <pic:cNvPr descr="image/9.png" id="49" name="Picture"/>
+                    <pic:cNvPicPr>
+                      <a:picLocks noChangeArrowheads="1" noChangeAspect="1"/>
+                    </pic:cNvPicPr>
+                  </pic:nvPicPr>
+                  <pic:blipFill>
+                    <a:blip r:embed="rId47"/>
+                    <a:stretch>
+                      <a:fillRect/>
+                    </a:stretch>
+                  </pic:blipFill>
+                  <pic:spPr bwMode="auto">
+                    <a:xfrm>
+                      <a:off x="0" y="0"/>
+                      <a:ext cx="3733800" cy="2004515"/>
+                    </a:xfrm>
+                    <a:prstGeom prst="rect">
+                      <a:avLst/>
+                    </a:prstGeom>
+                    <a:noFill/>
+                    <a:ln w="9525">
+                      <a:noFill/>
+                      <a:headEnd/>
+                      <a:tailEnd/>
+                    </a:ln>
+                  </pic:spPr>
+                </pic:pic>
+              </a:graphicData>
+            </a:graphic>
+          </wp:inline>
+        </w:drawing>
+      </w:r>
+    </w:p>
+    <w:p>
+      <w:pPr>
+        <w:pStyle w:val="ImageCaption"/>
+      </w:pPr>
+      <w:r>
+        <w:t xml:space="preserve">Рис. 9: Добавление значения дрожания задержки в интерфейс подключения</w:t>
+      </w:r>
+    </w:p>
+    <w:bookmarkEnd w:id="50"/>
+    <w:bookmarkEnd w:id="51"/>
+    <w:bookmarkStart w:id="56" w:name="X66402653c11d4877af3cded03298d8f6d7e8c0f"/>
+    <w:p>
+      <w:pPr>
+        <w:pStyle w:val="Heading2"/>
+      </w:pPr>
+      <w:r>
+        <w:rPr>
+          <w:rStyle w:val="SectionNumber"/>
+        </w:rPr>
+        <w:t xml:space="preserve">4.5</w:t>
+      </w:r>
+      <w:r>
+        <w:tab/>
+      </w:r>
+      <w:r>
+        <w:t xml:space="preserve">Добавление значения корреляции для джиттера и задержки в интерфейс подключения к эмулируемой глобальной сети</w:t>
+      </w:r>
+    </w:p>
+    <w:p>
+      <w:pPr>
+        <w:pStyle w:val="FirstParagraph"/>
+      </w:pPr>
+      <w:r>
+        <w:t xml:space="preserve">Добавим на интерфейсе хоста h1 задержку в 100 мс с вариацией ±10 мс</w:t>
+      </w:r>
+      <w:r>
+        <w:t xml:space="preserve"> </w:t>
+      </w:r>
+      <w:r>
+        <w:t xml:space="preserve">и значением корреляции в 25%. Убедимся, что все пакеты, покидающие устройство h1 на интерфейсе h1-eth0, будут иметь время задержки 100 мс со случайным отклонением ±10 мс,</w:t>
+      </w:r>
+      <w:r>
+        <w:t xml:space="preserve"> </w:t>
+      </w:r>
+      <w:r>
+        <w:t xml:space="preserve">при этом время передачи следующего пакета зависит от предыдущего значения на 25%. Используем для этого в терминале хоста h1 команду ping</w:t>
+      </w:r>
+      <w:r>
+        <w:t xml:space="preserve"> </w:t>
+      </w:r>
+      <w:r>
+        <w:t xml:space="preserve">с параметром -c 20.</w:t>
+      </w:r>
+      <w:r>
+        <w:t xml:space="preserve"> </w:t>
+      </w:r>
+      <w:r>
+        <w:t xml:space="preserve">Восстановим конфигурацию интерфейса по умолчанию на узле h1 (рис. 10).</w:t>
+      </w:r>
+    </w:p>
+    <w:bookmarkStart w:id="55" w:name="fig:010"/>
+    <w:p>
+      <w:pPr>
+        <w:pStyle w:val="CaptionedFigure"/>
+      </w:pPr>
+      <w:r>
+        <w:drawing>
+          <wp:inline>
+            <wp:extent cx="3733800" cy="2669951"/>
+            <wp:effectExtent b="0" l="0" r="0" t="0"/>
+            <wp:docPr descr="Рис. 10: Добавление значения корреляции для джиттера и задержки в интерфейс подключения" title="" id="53" name="Picture"/>
+            <a:graphic>
+              <a:graphicData uri="http://schemas.openxmlformats.org/drawingml/2006/picture">
+                <pic:pic>
+                  <pic:nvPicPr>
+                    <pic:cNvPr descr="image/10.png" id="54" name="Picture"/>
+                    <pic:cNvPicPr>
+                      <a:picLocks noChangeArrowheads="1" noChangeAspect="1"/>
+                    </pic:cNvPicPr>
+                  </pic:nvPicPr>
+                  <pic:blipFill>
+                    <a:blip r:embed="rId52"/>
+                    <a:stretch>
+                      <a:fillRect/>
+                    </a:stretch>
+                  </pic:blipFill>
+                  <pic:spPr bwMode="auto">
+                    <a:xfrm>
+                      <a:off x="0" y="0"/>
+                      <a:ext cx="3733800" cy="2669951"/>
+                    </a:xfrm>
+                    <a:prstGeom prst="rect">
+                      <a:avLst/>
+                    </a:prstGeom>
+                    <a:noFill/>
+                    <a:ln w="9525">
+                      <a:noFill/>
+                      <a:headEnd/>
+                      <a:tailEnd/>
+                    </a:ln>
+                  </pic:spPr>
+                </pic:pic>
+              </a:graphicData>
+            </a:graphic>
+          </wp:inline>
+        </w:drawing>
+      </w:r>
+    </w:p>
+    <w:p>
+      <w:pPr>
+        <w:pStyle w:val="ImageCaption"/>
+      </w:pPr>
+      <w:r>
+        <w:t xml:space="preserve">Рис. 10: Добавление значения корреляции для джиттера и задержки в интерфейс подключения</w:t>
+      </w:r>
+    </w:p>
+    <w:bookmarkEnd w:id="55"/>
+    <w:bookmarkEnd w:id="56"/>
+    <w:bookmarkStart w:id="61" w:name="X6f889865dd8d9d6669be724e62203d63f86222e"/>
+    <w:p>
+      <w:pPr>
+        <w:pStyle w:val="Heading2"/>
+      </w:pPr>
+      <w:r>
+        <w:rPr>
+          <w:rStyle w:val="SectionNumber"/>
+        </w:rPr>
+        <w:t xml:space="preserve">4.6</w:t>
+      </w:r>
+      <w:r>
+        <w:tab/>
+      </w:r>
+      <w:r>
+        <w:t xml:space="preserve">Распределение задержки в интерфейсе подключения к эмулируемой глобальной сети</w:t>
+      </w:r>
+    </w:p>
+    <w:p>
+      <w:pPr>
+        <w:pStyle w:val="FirstParagraph"/>
+      </w:pPr>
+      <w:r>
+        <w:t xml:space="preserve">Зададим нормальное распределение задержки на узле h1 в эмулируемой сети.</w:t>
+      </w:r>
+      <w:r>
+        <w:t xml:space="preserve"> </w:t>
+      </w:r>
+      <w:r>
+        <w:t xml:space="preserve">Убедимся, что все пакеты, покидающие хост h1 на интерфейсе h1-eth0, будут иметь время задержки, которое распределено в диапазоне 100 мс ±20 мс.</w:t>
+      </w:r>
+      <w:r>
+        <w:t xml:space="preserve"> </w:t>
+      </w:r>
+      <w:r>
+        <w:t xml:space="preserve">Используем для этого команду ping на терминале хоста h1 с параметром</w:t>
+      </w:r>
+      <w:r>
+        <w:t xml:space="preserve"> </w:t>
+      </w:r>
+      <w:r>
+        <w:t xml:space="preserve">-c 10.</w:t>
+      </w:r>
+      <w:r>
+        <w:t xml:space="preserve"> </w:t>
+      </w:r>
+      <w:r>
+        <w:t xml:space="preserve">Восстановим конфигурацию интерфейса по умолчанию на узле h1.</w:t>
+      </w:r>
+      <w:r>
+        <w:t xml:space="preserve"> </w:t>
+      </w:r>
+      <w:r>
+        <w:t xml:space="preserve">Завершим работу mininet в интерактивном режиме (рис. 11).</w:t>
+      </w:r>
+    </w:p>
+    <w:bookmarkStart w:id="60" w:name="fig:011"/>
+    <w:p>
+      <w:pPr>
+        <w:pStyle w:val="CaptionedFigure"/>
+      </w:pPr>
+      <w:r>
+        <w:drawing>
+          <wp:inline>
+            <wp:extent cx="3733800" cy="2964186"/>
+            <wp:effectExtent b="0" l="0" r="0" t="0"/>
+            <wp:docPr descr="Рис. 11: Распределение задержки в интерфейсе подключения" title="" id="58" name="Picture"/>
+            <a:graphic>
+              <a:graphicData uri="http://schemas.openxmlformats.org/drawingml/2006/picture">
+                <pic:pic>
+                  <pic:nvPicPr>
+                    <pic:cNvPr descr="image/11.png" id="59" name="Picture"/>
+                    <pic:cNvPicPr>
+                      <a:picLocks noChangeArrowheads="1" noChangeAspect="1"/>
+                    </pic:cNvPicPr>
+                  </pic:nvPicPr>
+                  <pic:blipFill>
+                    <a:blip r:embed="rId57"/>
+                    <a:stretch>
+                      <a:fillRect/>
+                    </a:stretch>
+                  </pic:blipFill>
+                  <pic:spPr bwMode="auto">
+                    <a:xfrm>
+                      <a:off x="0" y="0"/>
+                      <a:ext cx="3733800" cy="2964186"/>
+                    </a:xfrm>
+                    <a:prstGeom prst="rect">
+                      <a:avLst/>
+                    </a:prstGeom>
+                    <a:noFill/>
+                    <a:ln w="9525">
+                      <a:noFill/>
+                      <a:headEnd/>
+                      <a:tailEnd/>
+                    </a:ln>
+                  </pic:spPr>
+                </pic:pic>
+              </a:graphicData>
+            </a:graphic>
+          </wp:inline>
+        </w:drawing>
+      </w:r>
+    </w:p>
+    <w:p>
+      <w:pPr>
+        <w:pStyle w:val="ImageCaption"/>
+      </w:pPr>
+      <w:r>
+        <w:t xml:space="preserve">Рис. 11: Распределение задержки в интерфейсе подключения</w:t>
+      </w:r>
+    </w:p>
+    <w:bookmarkEnd w:id="60"/>
+    <w:bookmarkEnd w:id="61"/>
+    <w:bookmarkStart w:id="86" w:name="X1ae8c503ccb47a47f46376cdd5dcbfdc5b975e1"/>
+    <w:p>
+      <w:pPr>
+        <w:pStyle w:val="Heading2"/>
+      </w:pPr>
+      <w:r>
+        <w:rPr>
+          <w:rStyle w:val="SectionNumber"/>
+        </w:rPr>
+        <w:t xml:space="preserve">4.7</w:t>
+      </w:r>
+      <w:r>
+        <w:tab/>
+      </w:r>
+      <w:r>
+        <w:t xml:space="preserve">Воспроизведение экспериментов. Добавление задержки для интерфейса, подключающегося к эмулируемой глобальной сети</w:t>
+      </w:r>
+    </w:p>
+    <w:p>
+      <w:pPr>
+        <w:pStyle w:val="FirstParagraph"/>
+      </w:pPr>
+      <w:r>
+        <w:t xml:space="preserve">С помощью API Mininet воспроизведем эксперимент по добавлению задержки для интерфейса хоста, подключающегося к эмулируемой глобальной сети.</w:t>
+      </w:r>
+      <w:r>
+        <w:t xml:space="preserve"> </w:t>
+      </w:r>
+      <w:r>
+        <w:t xml:space="preserve">В виртуальной среде mininet в своём рабочем каталоге с проектами создадим</w:t>
+      </w:r>
+      <w:r>
+        <w:t xml:space="preserve"> </w:t>
+      </w:r>
+      <w:r>
+        <w:t xml:space="preserve">каталог simple-delay и перейдем в него.</w:t>
+      </w:r>
+    </w:p>
+    <w:p>
+      <w:pPr>
+        <w:pStyle w:val="BodyText"/>
+      </w:pPr>
+      <w:r>
+        <w:t xml:space="preserve">Создадим скрипт для эксперимента lab_netem_i.py:</w:t>
+      </w:r>
+    </w:p>
+    <w:p>
+      <w:pPr>
+        <w:pStyle w:val="SourceCode"/>
+      </w:pPr>
+      <w:r>
+        <w:rPr>
+          <w:rStyle w:val="DecValTok"/>
+        </w:rPr>
+        <w:t xml:space="preserve">1</w:t>
+      </w:r>
+      <w:r>
+        <w:rPr>
+          <w:rStyle w:val="NormalTok"/>
+        </w:rPr>
+        <w:t xml:space="preserve"> </w:t>
+      </w:r>
+      <w:r>
+        <w:rPr>
+          <w:rStyle w:val="CommentTok"/>
+        </w:rPr>
+        <w:t xml:space="preserve">#!/usr/bin/env python</w:t>
+      </w:r>
+      <w:r>
+        <w:br/>
+      </w:r>
+      <w:r>
+        <w:rPr>
+          <w:rStyle w:val="DecValTok"/>
+        </w:rPr>
+        <w:t xml:space="preserve">2</w:t>
+      </w:r>
+      <w:r>
+        <w:br/>
+      </w:r>
+      <w:r>
+        <w:rPr>
+          <w:rStyle w:val="DecValTok"/>
+        </w:rPr>
+        <w:t xml:space="preserve">3</w:t>
+      </w:r>
+      <w:r>
+        <w:rPr>
+          <w:rStyle w:val="NormalTok"/>
+        </w:rPr>
+        <w:t xml:space="preserve"> </w:t>
+      </w:r>
+      <w:r>
+        <w:rPr>
+          <w:rStyle w:val="StringTok"/>
+        </w:rPr>
+        <w:t xml:space="preserve">"""</w:t>
+      </w:r>
+      <w:r>
+        <w:br/>
+      </w:r>
+      <w:r>
+        <w:rPr>
+          <w:rStyle w:val="StringTok"/>
+        </w:rPr>
+        <w:t xml:space="preserve">4 Simple experiment.</w:t>
+      </w:r>
+      <w:r>
+        <w:br/>
+      </w:r>
+      <w:r>
+        <w:rPr>
+          <w:rStyle w:val="StringTok"/>
+        </w:rPr>
+        <w:t xml:space="preserve">5 Output: ping.dat</w:t>
+      </w:r>
+      <w:r>
+        <w:br/>
+      </w:r>
+      <w:r>
+        <w:rPr>
+          <w:rStyle w:val="StringTok"/>
+        </w:rPr>
+        <w:t xml:space="preserve">6 """</w:t>
+      </w:r>
+      <w:r>
+        <w:br/>
+      </w:r>
+      <w:r>
+        <w:rPr>
+          <w:rStyle w:val="DecValTok"/>
+        </w:rPr>
+        <w:t xml:space="preserve">7</w:t>
+      </w:r>
+      <w:r>
+        <w:br/>
+      </w:r>
+      <w:r>
+        <w:rPr>
+          <w:rStyle w:val="DecValTok"/>
+        </w:rPr>
+        <w:t xml:space="preserve">8</w:t>
+      </w:r>
+      <w:r>
+        <w:rPr>
+          <w:rStyle w:val="NormalTok"/>
+        </w:rPr>
+        <w:t xml:space="preserve"> </w:t>
+      </w:r>
+      <w:r>
+        <w:rPr>
+          <w:rStyle w:val="ImportTok"/>
+        </w:rPr>
+        <w:t xml:space="preserve">from</w:t>
+      </w:r>
+      <w:r>
+        <w:rPr>
+          <w:rStyle w:val="NormalTok"/>
+        </w:rPr>
+        <w:t xml:space="preserve"> mininet.net </w:t>
+      </w:r>
+      <w:r>
+        <w:rPr>
+          <w:rStyle w:val="ImportTok"/>
+        </w:rPr>
+        <w:t xml:space="preserve">import</w:t>
+      </w:r>
+      <w:r>
+        <w:rPr>
+          <w:rStyle w:val="NormalTok"/>
+        </w:rPr>
+        <w:t xml:space="preserve"> Mininet</w:t>
+      </w:r>
+      <w:r>
+        <w:br/>
+      </w:r>
+      <w:r>
+        <w:rPr>
+          <w:rStyle w:val="DecValTok"/>
+        </w:rPr>
+        <w:t xml:space="preserve">9</w:t>
+      </w:r>
+      <w:r>
+        <w:rPr>
+          <w:rStyle w:val="NormalTok"/>
+        </w:rPr>
+        <w:t xml:space="preserve"> </w:t>
+      </w:r>
+      <w:r>
+        <w:rPr>
+          <w:rStyle w:val="ImportTok"/>
+        </w:rPr>
+        <w:t xml:space="preserve">from</w:t>
+      </w:r>
+      <w:r>
+        <w:rPr>
+          <w:rStyle w:val="NormalTok"/>
+        </w:rPr>
+        <w:t xml:space="preserve"> mininet.node </w:t>
+      </w:r>
+      <w:r>
+        <w:rPr>
+          <w:rStyle w:val="ImportTok"/>
+        </w:rPr>
+        <w:t xml:space="preserve">import</w:t>
+      </w:r>
+      <w:r>
+        <w:rPr>
+          <w:rStyle w:val="NormalTok"/>
+        </w:rPr>
+        <w:t xml:space="preserve"> Controller</w:t>
+      </w:r>
+      <w:r>
+        <w:br/>
+      </w:r>
+      <w:r>
+        <w:rPr>
+          <w:rStyle w:val="DecValTok"/>
+        </w:rPr>
+        <w:t xml:space="preserve">10</w:t>
+      </w:r>
+      <w:r>
+        <w:rPr>
+          <w:rStyle w:val="NormalTok"/>
+        </w:rPr>
+        <w:t xml:space="preserve"> </w:t>
+      </w:r>
+      <w:r>
+        <w:rPr>
+          <w:rStyle w:val="ImportTok"/>
+        </w:rPr>
+        <w:t xml:space="preserve">from</w:t>
+      </w:r>
+      <w:r>
+        <w:rPr>
+          <w:rStyle w:val="NormalTok"/>
+        </w:rPr>
+        <w:t xml:space="preserve"> mininet.cli </w:t>
+      </w:r>
+      <w:r>
+        <w:rPr>
+          <w:rStyle w:val="ImportTok"/>
+        </w:rPr>
+        <w:t xml:space="preserve">import</w:t>
+      </w:r>
+      <w:r>
+        <w:rPr>
+          <w:rStyle w:val="NormalTok"/>
+        </w:rPr>
+        <w:t xml:space="preserve"> CLI</w:t>
+      </w:r>
+      <w:r>
+        <w:br/>
+      </w:r>
+      <w:r>
+        <w:rPr>
+          <w:rStyle w:val="DecValTok"/>
+        </w:rPr>
+        <w:t xml:space="preserve">11</w:t>
+      </w:r>
+      <w:r>
+        <w:rPr>
+          <w:rStyle w:val="NormalTok"/>
+        </w:rPr>
+        <w:t xml:space="preserve"> </w:t>
+      </w:r>
+      <w:r>
+        <w:rPr>
+          <w:rStyle w:val="ImportTok"/>
+        </w:rPr>
+        <w:t xml:space="preserve">from</w:t>
+      </w:r>
+      <w:r>
+        <w:rPr>
+          <w:rStyle w:val="NormalTok"/>
+        </w:rPr>
+        <w:t xml:space="preserve"> mininet.log </w:t>
+      </w:r>
+      <w:r>
+        <w:rPr>
+          <w:rStyle w:val="ImportTok"/>
+        </w:rPr>
+        <w:t xml:space="preserve">import</w:t>
+      </w:r>
+      <w:r>
+        <w:rPr>
+          <w:rStyle w:val="NormalTok"/>
+        </w:rPr>
+        <w:t xml:space="preserve"> setLogLevel, info</w:t>
+      </w:r>
+      <w:r>
+        <w:br/>
+      </w:r>
+      <w:r>
+        <w:rPr>
+          <w:rStyle w:val="DecValTok"/>
+        </w:rPr>
+        <w:t xml:space="preserve">12</w:t>
+      </w:r>
+      <w:r>
+        <w:rPr>
+          <w:rStyle w:val="NormalTok"/>
+        </w:rPr>
+        <w:t xml:space="preserve"> </w:t>
+      </w:r>
+      <w:r>
+        <w:rPr>
+          <w:rStyle w:val="ImportTok"/>
+        </w:rPr>
+        <w:t xml:space="preserve">import</w:t>
+      </w:r>
+      <w:r>
+        <w:rPr>
+          <w:rStyle w:val="NormalTok"/>
+        </w:rPr>
+        <w:t xml:space="preserve"> time</w:t>
+      </w:r>
+      <w:r>
+        <w:br/>
+      </w:r>
+      <w:r>
+        <w:rPr>
+          <w:rStyle w:val="DecValTok"/>
+        </w:rPr>
+        <w:t xml:space="preserve">13</w:t>
+      </w:r>
+      <w:r>
+        <w:br/>
+      </w:r>
+      <w:r>
+        <w:rPr>
+          <w:rStyle w:val="DecValTok"/>
+        </w:rPr>
+        <w:t xml:space="preserve">14</w:t>
+      </w:r>
+      <w:r>
+        <w:rPr>
+          <w:rStyle w:val="NormalTok"/>
+        </w:rPr>
+        <w:t xml:space="preserve"> </w:t>
+      </w:r>
+      <w:r>
+        <w:rPr>
+          <w:rStyle w:val="KeywordTok"/>
+        </w:rPr>
+        <w:t xml:space="preserve">def</w:t>
+      </w:r>
+      <w:r>
+        <w:rPr>
+          <w:rStyle w:val="NormalTok"/>
+        </w:rPr>
+        <w:t xml:space="preserve"> emptyNet():</w:t>
+      </w:r>
+      <w:r>
+        <w:br/>
+      </w:r>
+      <w:r>
+        <w:rPr>
+          <w:rStyle w:val="DecValTok"/>
+        </w:rPr>
+        <w:t xml:space="preserve">15</w:t>
+      </w:r>
+      <w:r>
+        <w:br/>
+      </w:r>
+      <w:r>
+        <w:rPr>
+          <w:rStyle w:val="DecValTok"/>
+        </w:rPr>
+        <w:t xml:space="preserve">16</w:t>
+      </w:r>
+      <w:r>
+        <w:rPr>
+          <w:rStyle w:val="NormalTok"/>
+        </w:rPr>
+        <w:t xml:space="preserve"> </w:t>
+      </w:r>
+      <w:r>
+        <w:rPr>
+          <w:rStyle w:val="StringTok"/>
+        </w:rPr>
+        <w:t xml:space="preserve">"Create an empty network and add nodes to it."</w:t>
+      </w:r>
+      <w:r>
+        <w:br/>
+      </w:r>
+      <w:r>
+        <w:rPr>
+          <w:rStyle w:val="DecValTok"/>
+        </w:rPr>
+        <w:t xml:space="preserve">17</w:t>
+      </w:r>
+      <w:r>
+        <w:br/>
+      </w:r>
+      <w:r>
+        <w:rPr>
+          <w:rStyle w:val="DecValTok"/>
+        </w:rPr>
+        <w:t xml:space="preserve">18</w:t>
+      </w:r>
+      <w:r>
+        <w:rPr>
+          <w:rStyle w:val="NormalTok"/>
+        </w:rPr>
+        <w:t xml:space="preserve"> net </w:t>
+      </w:r>
+      <w:r>
+        <w:rPr>
+          <w:rStyle w:val="OperatorTok"/>
+        </w:rPr>
+        <w:t xml:space="preserve">=</w:t>
+      </w:r>
+      <w:r>
+        <w:rPr>
+          <w:rStyle w:val="NormalTok"/>
+        </w:rPr>
+        <w:t xml:space="preserve"> Mininet( controller</w:t>
+      </w:r>
+      <w:r>
+        <w:rPr>
+          <w:rStyle w:val="OperatorTok"/>
+        </w:rPr>
+        <w:t xml:space="preserve">=</w:t>
+      </w:r>
+      <w:r>
+        <w:rPr>
+          <w:rStyle w:val="NormalTok"/>
+        </w:rPr>
+        <w:t xml:space="preserve">Controller,</w:t>
+      </w:r>
+      <w:r>
+        <w:br/>
+      </w:r>
+      <w:r>
+        <w:rPr>
+          <w:rStyle w:val="NormalTok"/>
+        </w:rPr>
+        <w:t xml:space="preserve">↪ waitConnected</w:t>
+      </w:r>
+      <w:r>
+        <w:rPr>
+          <w:rStyle w:val="OperatorTok"/>
+        </w:rPr>
+        <w:t xml:space="preserve">=</w:t>
+      </w:r>
+      <w:r>
+        <w:rPr>
+          <w:rStyle w:val="VariableTok"/>
+        </w:rPr>
+        <w:t xml:space="preserve">True</w:t>
+      </w:r>
+      <w:r>
+        <w:rPr>
+          <w:rStyle w:val="NormalTok"/>
+        </w:rPr>
+        <w:t xml:space="preserve"> )</w:t>
+      </w:r>
+      <w:r>
+        <w:br/>
+      </w:r>
+      <w:r>
+        <w:rPr>
+          <w:rStyle w:val="DecValTok"/>
+        </w:rPr>
+        <w:t xml:space="preserve">19</w:t>
+      </w:r>
+      <w:r>
+        <w:br/>
+      </w:r>
+      <w:r>
+        <w:rPr>
+          <w:rStyle w:val="DecValTok"/>
+        </w:rPr>
+        <w:t xml:space="preserve">20</w:t>
+      </w:r>
+      <w:r>
+        <w:rPr>
+          <w:rStyle w:val="NormalTok"/>
+        </w:rPr>
+        <w:t xml:space="preserve"> info( </w:t>
+      </w:r>
+      <w:r>
+        <w:rPr>
+          <w:rStyle w:val="StringTok"/>
+        </w:rPr>
+        <w:t xml:space="preserve">'*** Adding controller</w:t>
+      </w:r>
+      <w:r>
+        <w:rPr>
+          <w:rStyle w:val="CharTok"/>
+        </w:rPr>
+        <w:t xml:space="preserve">\n</w:t>
+      </w:r>
+      <w:r>
+        <w:rPr>
+          <w:rStyle w:val="StringTok"/>
+        </w:rPr>
+        <w:t xml:space="preserve">'</w:t>
+      </w:r>
+      <w:r>
+        <w:rPr>
+          <w:rStyle w:val="NormalTok"/>
+        </w:rPr>
+        <w:t xml:space="preserve"> )</w:t>
+      </w:r>
+      <w:r>
+        <w:br/>
+      </w:r>
+      <w:r>
+        <w:rPr>
+          <w:rStyle w:val="DecValTok"/>
+        </w:rPr>
+        <w:t xml:space="preserve">21</w:t>
+      </w:r>
+      <w:r>
+        <w:rPr>
+          <w:rStyle w:val="NormalTok"/>
+        </w:rPr>
+        <w:t xml:space="preserve"> net.addController( </w:t>
+      </w:r>
+      <w:r>
+        <w:rPr>
+          <w:rStyle w:val="StringTok"/>
+        </w:rPr>
+        <w:t xml:space="preserve">'c0'</w:t>
+      </w:r>
+      <w:r>
+        <w:rPr>
+          <w:rStyle w:val="NormalTok"/>
+        </w:rPr>
+        <w:t xml:space="preserve"> )</w:t>
+      </w:r>
+      <w:r>
+        <w:br/>
+      </w:r>
+      <w:r>
+        <w:rPr>
+          <w:rStyle w:val="DecValTok"/>
+        </w:rPr>
+        <w:t xml:space="preserve">22</w:t>
+      </w:r>
+      <w:r>
+        <w:br/>
+      </w:r>
+      <w:r>
+        <w:rPr>
+          <w:rStyle w:val="DecValTok"/>
+        </w:rPr>
+        <w:t xml:space="preserve">23</w:t>
+      </w:r>
+      <w:r>
+        <w:rPr>
+          <w:rStyle w:val="NormalTok"/>
+        </w:rPr>
+        <w:t xml:space="preserve"> info( </w:t>
+      </w:r>
+      <w:r>
+        <w:rPr>
+          <w:rStyle w:val="StringTok"/>
+        </w:rPr>
+        <w:t xml:space="preserve">'*** Adding hosts</w:t>
+      </w:r>
+      <w:r>
+        <w:rPr>
+          <w:rStyle w:val="CharTok"/>
+        </w:rPr>
+        <w:t xml:space="preserve">\n</w:t>
+      </w:r>
+      <w:r>
+        <w:rPr>
+          <w:rStyle w:val="StringTok"/>
+        </w:rPr>
+        <w:t xml:space="preserve">'</w:t>
+      </w:r>
+      <w:r>
+        <w:rPr>
+          <w:rStyle w:val="NormalTok"/>
+        </w:rPr>
+        <w:t xml:space="preserve"> )</w:t>
+      </w:r>
+      <w:r>
+        <w:br/>
+      </w:r>
+      <w:r>
+        <w:rPr>
+          <w:rStyle w:val="DecValTok"/>
+        </w:rPr>
+        <w:t xml:space="preserve">24</w:t>
+      </w:r>
+      <w:r>
+        <w:rPr>
+          <w:rStyle w:val="NormalTok"/>
+        </w:rPr>
+        <w:t xml:space="preserve"> h1 </w:t>
+      </w:r>
+      <w:r>
+        <w:rPr>
+          <w:rStyle w:val="OperatorTok"/>
+        </w:rPr>
+        <w:t xml:space="preserve">=</w:t>
+      </w:r>
+      <w:r>
+        <w:rPr>
+          <w:rStyle w:val="NormalTok"/>
+        </w:rPr>
+        <w:t xml:space="preserve"> net.addHost( </w:t>
+      </w:r>
+      <w:r>
+        <w:rPr>
+          <w:rStyle w:val="StringTok"/>
+        </w:rPr>
+        <w:t xml:space="preserve">'h1'</w:t>
+      </w:r>
+      <w:r>
+        <w:rPr>
+          <w:rStyle w:val="NormalTok"/>
+        </w:rPr>
+        <w:t xml:space="preserve">, ip</w:t>
+      </w:r>
+      <w:r>
+        <w:rPr>
+          <w:rStyle w:val="OperatorTok"/>
+        </w:rPr>
+        <w:t xml:space="preserve">=</w:t>
+      </w:r>
+      <w:r>
+        <w:rPr>
+          <w:rStyle w:val="StringTok"/>
+        </w:rPr>
+        <w:t xml:space="preserve">'10.0.0.1'</w:t>
+      </w:r>
+      <w:r>
+        <w:rPr>
+          <w:rStyle w:val="NormalTok"/>
+        </w:rPr>
+        <w:t xml:space="preserve"> )</w:t>
+      </w:r>
+      <w:r>
+        <w:br/>
+      </w:r>
+      <w:r>
+        <w:rPr>
+          <w:rStyle w:val="DecValTok"/>
+        </w:rPr>
+        <w:t xml:space="preserve">25</w:t>
+      </w:r>
+      <w:r>
+        <w:rPr>
+          <w:rStyle w:val="NormalTok"/>
+        </w:rPr>
+        <w:t xml:space="preserve"> h2 </w:t>
+      </w:r>
+      <w:r>
+        <w:rPr>
+          <w:rStyle w:val="OperatorTok"/>
+        </w:rPr>
+        <w:t xml:space="preserve">=</w:t>
+      </w:r>
+      <w:r>
+        <w:rPr>
+          <w:rStyle w:val="NormalTok"/>
+        </w:rPr>
+        <w:t xml:space="preserve"> net.addHost( </w:t>
+      </w:r>
+      <w:r>
+        <w:rPr>
+          <w:rStyle w:val="StringTok"/>
+        </w:rPr>
+        <w:t xml:space="preserve">'h2'</w:t>
+      </w:r>
+      <w:r>
+        <w:rPr>
+          <w:rStyle w:val="NormalTok"/>
+        </w:rPr>
+        <w:t xml:space="preserve">, ip</w:t>
+      </w:r>
+      <w:r>
+        <w:rPr>
+          <w:rStyle w:val="OperatorTok"/>
+        </w:rPr>
+        <w:t xml:space="preserve">=</w:t>
+      </w:r>
+      <w:r>
+        <w:rPr>
+          <w:rStyle w:val="StringTok"/>
+        </w:rPr>
+        <w:t xml:space="preserve">'10.0.0.2'</w:t>
+      </w:r>
+      <w:r>
+        <w:rPr>
+          <w:rStyle w:val="NormalTok"/>
+        </w:rPr>
+        <w:t xml:space="preserve"> )</w:t>
+      </w:r>
+      <w:r>
+        <w:br/>
+      </w:r>
+      <w:r>
+        <w:rPr>
+          <w:rStyle w:val="DecValTok"/>
+        </w:rPr>
+        <w:t xml:space="preserve">26</w:t>
+      </w:r>
+      <w:r>
+        <w:br/>
+      </w:r>
+      <w:r>
+        <w:rPr>
+          <w:rStyle w:val="DecValTok"/>
+        </w:rPr>
+        <w:t xml:space="preserve">27</w:t>
+      </w:r>
+      <w:r>
+        <w:rPr>
+          <w:rStyle w:val="NormalTok"/>
+        </w:rPr>
+        <w:t xml:space="preserve"> info( </w:t>
+      </w:r>
+      <w:r>
+        <w:rPr>
+          <w:rStyle w:val="StringTok"/>
+        </w:rPr>
+        <w:t xml:space="preserve">'*** Adding switch</w:t>
+      </w:r>
+      <w:r>
+        <w:rPr>
+          <w:rStyle w:val="CharTok"/>
+        </w:rPr>
+        <w:t xml:space="preserve">\n</w:t>
+      </w:r>
+      <w:r>
+        <w:rPr>
+          <w:rStyle w:val="StringTok"/>
+        </w:rPr>
+        <w:t xml:space="preserve">'</w:t>
+      </w:r>
+      <w:r>
+        <w:rPr>
+          <w:rStyle w:val="NormalTok"/>
+        </w:rPr>
+        <w:t xml:space="preserve"> )</w:t>
+      </w:r>
+      <w:r>
+        <w:br/>
+      </w:r>
+      <w:r>
+        <w:rPr>
+          <w:rStyle w:val="DecValTok"/>
+        </w:rPr>
+        <w:t xml:space="preserve">28</w:t>
+      </w:r>
+      <w:r>
+        <w:rPr>
+          <w:rStyle w:val="NormalTok"/>
+        </w:rPr>
+        <w:t xml:space="preserve"> s1 </w:t>
+      </w:r>
+      <w:r>
+        <w:rPr>
+          <w:rStyle w:val="OperatorTok"/>
+        </w:rPr>
+        <w:t xml:space="preserve">=</w:t>
+      </w:r>
+      <w:r>
+        <w:rPr>
+          <w:rStyle w:val="NormalTok"/>
+        </w:rPr>
+        <w:t xml:space="preserve"> net.addSwitch( </w:t>
+      </w:r>
+      <w:r>
+        <w:rPr>
+          <w:rStyle w:val="StringTok"/>
+        </w:rPr>
+        <w:t xml:space="preserve">'s1'</w:t>
+      </w:r>
+      <w:r>
+        <w:rPr>
+          <w:rStyle w:val="NormalTok"/>
+        </w:rPr>
+        <w:t xml:space="preserve"> )</w:t>
+      </w:r>
+      <w:r>
+        <w:br/>
+      </w:r>
+      <w:r>
+        <w:rPr>
+          <w:rStyle w:val="DecValTok"/>
+        </w:rPr>
+        <w:t xml:space="preserve">29</w:t>
+      </w:r>
+      <w:r>
+        <w:br/>
+      </w:r>
+      <w:r>
+        <w:rPr>
+          <w:rStyle w:val="DecValTok"/>
+        </w:rPr>
+        <w:t xml:space="preserve">30</w:t>
+      </w:r>
+      <w:r>
+        <w:rPr>
+          <w:rStyle w:val="NormalTok"/>
+        </w:rPr>
+        <w:t xml:space="preserve"> info( </w:t>
+      </w:r>
+      <w:r>
+        <w:rPr>
+          <w:rStyle w:val="StringTok"/>
+        </w:rPr>
+        <w:t xml:space="preserve">'*** Creating links</w:t>
+      </w:r>
+      <w:r>
+        <w:rPr>
+          <w:rStyle w:val="CharTok"/>
+        </w:rPr>
+        <w:t xml:space="preserve">\n</w:t>
+      </w:r>
+      <w:r>
+        <w:rPr>
+          <w:rStyle w:val="StringTok"/>
+        </w:rPr>
+        <w:t xml:space="preserve">'</w:t>
+      </w:r>
+      <w:r>
+        <w:rPr>
+          <w:rStyle w:val="NormalTok"/>
+        </w:rPr>
+        <w:t xml:space="preserve"> )</w:t>
+      </w:r>
+      <w:r>
+        <w:br/>
+      </w:r>
+      <w:r>
+        <w:rPr>
+          <w:rStyle w:val="DecValTok"/>
+        </w:rPr>
+        <w:t xml:space="preserve">31</w:t>
+      </w:r>
+      <w:r>
+        <w:rPr>
+          <w:rStyle w:val="NormalTok"/>
+        </w:rPr>
+        <w:t xml:space="preserve"> net.addLink( h1, s1 )</w:t>
+      </w:r>
+      <w:r>
+        <w:br/>
+      </w:r>
+      <w:r>
+        <w:rPr>
+          <w:rStyle w:val="DecValTok"/>
+        </w:rPr>
+        <w:t xml:space="preserve">32</w:t>
+      </w:r>
+      <w:r>
+        <w:rPr>
+          <w:rStyle w:val="NormalTok"/>
+        </w:rPr>
+        <w:t xml:space="preserve"> net.addLink( h2, s1 )</w:t>
+      </w:r>
+      <w:r>
+        <w:br/>
+      </w:r>
+      <w:r>
+        <w:rPr>
+          <w:rStyle w:val="DecValTok"/>
+        </w:rPr>
+        <w:t xml:space="preserve">33</w:t>
+      </w:r>
+      <w:r>
+        <w:br/>
+      </w:r>
+      <w:r>
+        <w:rPr>
+          <w:rStyle w:val="DecValTok"/>
+        </w:rPr>
+        <w:t xml:space="preserve">34</w:t>
+      </w:r>
+      <w:r>
+        <w:rPr>
+          <w:rStyle w:val="NormalTok"/>
+        </w:rPr>
+        <w:t xml:space="preserve"> info( </w:t>
+      </w:r>
+      <w:r>
+        <w:rPr>
+          <w:rStyle w:val="StringTok"/>
+        </w:rPr>
+        <w:t xml:space="preserve">'*** Starting network</w:t>
+      </w:r>
+      <w:r>
+        <w:rPr>
+          <w:rStyle w:val="CharTok"/>
+        </w:rPr>
+        <w:t xml:space="preserve">\n</w:t>
+      </w:r>
+      <w:r>
+        <w:rPr>
+          <w:rStyle w:val="StringTok"/>
+        </w:rPr>
+        <w:t xml:space="preserve">'</w:t>
+      </w:r>
+      <w:r>
+        <w:rPr>
+          <w:rStyle w:val="NormalTok"/>
+        </w:rPr>
+        <w:t xml:space="preserve">)</w:t>
+      </w:r>
+      <w:r>
+        <w:br/>
+      </w:r>
+      <w:r>
+        <w:rPr>
+          <w:rStyle w:val="DecValTok"/>
+        </w:rPr>
+        <w:t xml:space="preserve">35</w:t>
+      </w:r>
+      <w:r>
+        <w:rPr>
+          <w:rStyle w:val="NormalTok"/>
+        </w:rPr>
+        <w:t xml:space="preserve"> net.start()</w:t>
+      </w:r>
+      <w:r>
+        <w:br/>
+      </w:r>
+      <w:r>
+        <w:rPr>
+          <w:rStyle w:val="DecValTok"/>
+        </w:rPr>
+        <w:t xml:space="preserve">36</w:t>
+      </w:r>
+      <w:r>
+        <w:br/>
+      </w:r>
+      <w:r>
+        <w:rPr>
+          <w:rStyle w:val="DecValTok"/>
+        </w:rPr>
+        <w:t xml:space="preserve">37</w:t>
+      </w:r>
+      <w:r>
+        <w:rPr>
+          <w:rStyle w:val="NormalTok"/>
+        </w:rPr>
+        <w:t xml:space="preserve"> info( </w:t>
+      </w:r>
+      <w:r>
+        <w:rPr>
+          <w:rStyle w:val="StringTok"/>
+        </w:rPr>
+        <w:t xml:space="preserve">'*** Set delay</w:t>
+      </w:r>
+      <w:r>
+        <w:rPr>
+          <w:rStyle w:val="CharTok"/>
+        </w:rPr>
+        <w:t xml:space="preserve">\n</w:t>
+      </w:r>
+      <w:r>
+        <w:rPr>
+          <w:rStyle w:val="StringTok"/>
+        </w:rPr>
+        <w:t xml:space="preserve">'</w:t>
+      </w:r>
+      <w:r>
+        <w:rPr>
+          <w:rStyle w:val="NormalTok"/>
+        </w:rPr>
+        <w:t xml:space="preserve">)</w:t>
+      </w:r>
+      <w:r>
+        <w:br/>
+      </w:r>
+      <w:r>
+        <w:rPr>
+          <w:rStyle w:val="DecValTok"/>
+        </w:rPr>
+        <w:t xml:space="preserve">38</w:t>
+      </w:r>
+      <w:r>
+        <w:rPr>
+          <w:rStyle w:val="NormalTok"/>
+        </w:rPr>
+        <w:t xml:space="preserve"> h1.cmdPrint( </w:t>
+      </w:r>
+      <w:r>
+        <w:rPr>
+          <w:rStyle w:val="StringTok"/>
+        </w:rPr>
+        <w:t xml:space="preserve">'tc qdisc add dev h1-eth0 root netem delay 100ms'</w:t>
+      </w:r>
+      <w:r>
+        <w:rPr>
+          <w:rStyle w:val="NormalTok"/>
+        </w:rPr>
+        <w:t xml:space="preserve"> )</w:t>
+      </w:r>
+      <w:r>
+        <w:br/>
+      </w:r>
+      <w:r>
+        <w:rPr>
+          <w:rStyle w:val="DecValTok"/>
+        </w:rPr>
+        <w:t xml:space="preserve">39</w:t>
+      </w:r>
+      <w:r>
+        <w:rPr>
+          <w:rStyle w:val="NormalTok"/>
+        </w:rPr>
+        <w:t xml:space="preserve"> h2.cmdPrint( </w:t>
+      </w:r>
+      <w:r>
+        <w:rPr>
+          <w:rStyle w:val="StringTok"/>
+        </w:rPr>
+        <w:t xml:space="preserve">'tc qdisc add dev h2-eth0 root netem delay 100ms'</w:t>
+      </w:r>
+      <w:r>
+        <w:rPr>
+          <w:rStyle w:val="NormalTok"/>
+        </w:rPr>
+        <w:t xml:space="preserve"> )</w:t>
+      </w:r>
+      <w:r>
+        <w:br/>
+      </w:r>
+      <w:r>
+        <w:rPr>
+          <w:rStyle w:val="DecValTok"/>
+        </w:rPr>
+        <w:t xml:space="preserve">40</w:t>
+      </w:r>
+      <w:r>
+        <w:br/>
+      </w:r>
+      <w:r>
+        <w:rPr>
+          <w:rStyle w:val="DecValTok"/>
+        </w:rPr>
+        <w:t xml:space="preserve">41</w:t>
+      </w:r>
+      <w:r>
+        <w:rPr>
+          <w:rStyle w:val="NormalTok"/>
+        </w:rPr>
+        <w:t xml:space="preserve"> time.sleep(</w:t>
+      </w:r>
+      <w:r>
+        <w:rPr>
+          <w:rStyle w:val="DecValTok"/>
+        </w:rPr>
+        <w:t xml:space="preserve">10</w:t>
+      </w:r>
+      <w:r>
+        <w:rPr>
+          <w:rStyle w:val="NormalTok"/>
+        </w:rPr>
+        <w:t xml:space="preserve">) </w:t>
+      </w:r>
+      <w:r>
+        <w:rPr>
+          <w:rStyle w:val="CommentTok"/>
+        </w:rPr>
+        <w:t xml:space="preserve"># Wait 10 seconds</w:t>
+      </w:r>
+      <w:r>
+        <w:br/>
+      </w:r>
+      <w:r>
+        <w:rPr>
+          <w:rStyle w:val="DecValTok"/>
+        </w:rPr>
+        <w:t xml:space="preserve">42</w:t>
+      </w:r>
+      <w:r>
+        <w:br/>
+      </w:r>
+      <w:r>
+        <w:rPr>
+          <w:rStyle w:val="DecValTok"/>
+        </w:rPr>
+        <w:t xml:space="preserve">43</w:t>
+      </w:r>
+      <w:r>
+        <w:rPr>
+          <w:rStyle w:val="NormalTok"/>
+        </w:rPr>
+        <w:t xml:space="preserve"> info( </w:t>
+      </w:r>
+      <w:r>
+        <w:rPr>
+          <w:rStyle w:val="StringTok"/>
+        </w:rPr>
+        <w:t xml:space="preserve">'*** Ping</w:t>
+      </w:r>
+      <w:r>
+        <w:rPr>
+          <w:rStyle w:val="CharTok"/>
+        </w:rPr>
+        <w:t xml:space="preserve">\n</w:t>
+      </w:r>
+      <w:r>
+        <w:rPr>
+          <w:rStyle w:val="StringTok"/>
+        </w:rPr>
+        <w:t xml:space="preserve">'</w:t>
+      </w:r>
+      <w:r>
+        <w:rPr>
+          <w:rStyle w:val="NormalTok"/>
+        </w:rPr>
+        <w:t xml:space="preserve">)</w:t>
+      </w:r>
+      <w:r>
+        <w:br/>
+      </w:r>
+      <w:r>
+        <w:rPr>
+          <w:rStyle w:val="DecValTok"/>
+        </w:rPr>
+        <w:t xml:space="preserve">44</w:t>
+      </w:r>
+      <w:r>
+        <w:rPr>
+          <w:rStyle w:val="NormalTok"/>
+        </w:rPr>
+        <w:t xml:space="preserve"> h1.cmdPrint( </w:t>
+      </w:r>
+      <w:r>
+        <w:rPr>
+          <w:rStyle w:val="StringTok"/>
+        </w:rPr>
+        <w:t xml:space="preserve">'ping -c 100'</w:t>
+      </w:r>
+      <w:r>
+        <w:rPr>
+          <w:rStyle w:val="NormalTok"/>
+        </w:rPr>
+        <w:t xml:space="preserve">, h2.IP(), </w:t>
+      </w:r>
+      <w:r>
+        <w:rPr>
+          <w:rStyle w:val="StringTok"/>
+        </w:rPr>
+        <w:t xml:space="preserve">'| grep "time=" | awk </w:t>
+      </w:r>
+      <w:r>
+        <w:rPr>
+          <w:rStyle w:val="CharTok"/>
+        </w:rPr>
+        <w:t xml:space="preserve">\'</w:t>
+      </w:r>
+      <w:r>
+        <w:rPr>
+          <w:rStyle w:val="StringTok"/>
+        </w:rPr>
+        <w:t xml:space="preserve">{print $5, $7}</w:t>
+      </w:r>
+      <w:r>
+        <w:rPr>
+          <w:rStyle w:val="CharTok"/>
+        </w:rPr>
+        <w:t xml:space="preserve">\'</w:t>
+      </w:r>
+      <w:r>
+        <w:rPr>
+          <w:rStyle w:val="StringTok"/>
+        </w:rPr>
+        <w:t xml:space="preserve"> | sed -e </w:t>
+      </w:r>
+      <w:r>
+        <w:rPr>
+          <w:rStyle w:val="CharTok"/>
+        </w:rPr>
+        <w:t xml:space="preserve">\'</w:t>
+      </w:r>
+      <w:r>
+        <w:rPr>
+          <w:rStyle w:val="StringTok"/>
+        </w:rPr>
+        <w:t xml:space="preserve">s/time=//g</w:t>
+      </w:r>
+      <w:r>
+        <w:rPr>
+          <w:rStyle w:val="CharTok"/>
+        </w:rPr>
+        <w:t xml:space="preserve">\'</w:t>
+      </w:r>
+      <w:r>
+        <w:rPr>
+          <w:rStyle w:val="StringTok"/>
+        </w:rPr>
+        <w:t xml:space="preserve"> -e </w:t>
+      </w:r>
+      <w:r>
+        <w:rPr>
+          <w:rStyle w:val="CharTok"/>
+        </w:rPr>
+        <w:t xml:space="preserve">\'</w:t>
+      </w:r>
+      <w:r>
+        <w:rPr>
+          <w:rStyle w:val="StringTok"/>
+        </w:rPr>
+        <w:t xml:space="preserve">s/icmp_seq=//g</w:t>
+      </w:r>
+      <w:r>
+        <w:rPr>
+          <w:rStyle w:val="CharTok"/>
+        </w:rPr>
+        <w:t xml:space="preserve">\'</w:t>
+      </w:r>
+      <w:r>
+        <w:rPr>
+          <w:rStyle w:val="StringTok"/>
+        </w:rPr>
+        <w:t xml:space="preserve"> &gt; ping.dat'</w:t>
+      </w:r>
+      <w:r>
+        <w:rPr>
+          <w:rStyle w:val="NormalTok"/>
+        </w:rPr>
+        <w:t xml:space="preserve"> )</w:t>
+      </w:r>
+      <w:r>
+        <w:br/>
+      </w:r>
+      <w:r>
+        <w:rPr>
+          <w:rStyle w:val="DecValTok"/>
+        </w:rPr>
+        <w:t xml:space="preserve">45</w:t>
+      </w:r>
+      <w:r>
+        <w:br/>
+      </w:r>
+      <w:r>
+        <w:rPr>
+          <w:rStyle w:val="DecValTok"/>
+        </w:rPr>
+        <w:t xml:space="preserve">46</w:t>
+      </w:r>
+      <w:r>
+        <w:rPr>
+          <w:rStyle w:val="NormalTok"/>
+        </w:rPr>
+        <w:t xml:space="preserve"> info( </w:t>
+      </w:r>
+      <w:r>
+        <w:rPr>
+          <w:rStyle w:val="StringTok"/>
+        </w:rPr>
+        <w:t xml:space="preserve">'*** Stopping network'</w:t>
+      </w:r>
+      <w:r>
+        <w:rPr>
+          <w:rStyle w:val="NormalTok"/>
+        </w:rPr>
+        <w:t xml:space="preserve"> )</w:t>
+      </w:r>
+      <w:r>
+        <w:br/>
+      </w:r>
+      <w:r>
+        <w:rPr>
+          <w:rStyle w:val="DecValTok"/>
+        </w:rPr>
+        <w:t xml:space="preserve">47</w:t>
+      </w:r>
+      <w:r>
+        <w:rPr>
+          <w:rStyle w:val="NormalTok"/>
+        </w:rPr>
+        <w:t xml:space="preserve"> net.stop()</w:t>
+      </w:r>
+      <w:r>
+        <w:br/>
+      </w:r>
+      <w:r>
+        <w:rPr>
+          <w:rStyle w:val="DecValTok"/>
+        </w:rPr>
+        <w:t xml:space="preserve">48</w:t>
+      </w:r>
+      <w:r>
+        <w:br/>
+      </w:r>
+      <w:r>
+        <w:rPr>
+          <w:rStyle w:val="DecValTok"/>
+        </w:rPr>
+        <w:t xml:space="preserve">49</w:t>
+      </w:r>
+      <w:r>
+        <w:rPr>
+          <w:rStyle w:val="NormalTok"/>
+        </w:rPr>
+        <w:t xml:space="preserve"> </w:t>
+      </w:r>
+      <w:r>
+        <w:rPr>
+          <w:rStyle w:val="ControlFlowTok"/>
+        </w:rPr>
+        <w:t xml:space="preserve">if</w:t>
+      </w:r>
+      <w:r>
+        <w:rPr>
+          <w:rStyle w:val="NormalTok"/>
+        </w:rPr>
+        <w:t xml:space="preserve"> </w:t>
+      </w:r>
+      <w:r>
+        <w:rPr>
+          <w:rStyle w:val="VariableTok"/>
+        </w:rPr>
+        <w:t xml:space="preserve">__name__</w:t>
+      </w:r>
+      <w:r>
+        <w:rPr>
+          <w:rStyle w:val="NormalTok"/>
+        </w:rPr>
+        <w:t xml:space="preserve"> </w:t>
+      </w:r>
+      <w:r>
+        <w:rPr>
+          <w:rStyle w:val="OperatorTok"/>
+        </w:rPr>
+        <w:t xml:space="preserve">==</w:t>
+      </w:r>
+      <w:r>
+        <w:rPr>
+          <w:rStyle w:val="NormalTok"/>
+        </w:rPr>
+        <w:t xml:space="preserve"> </w:t>
+      </w:r>
+      <w:r>
+        <w:rPr>
+          <w:rStyle w:val="StringTok"/>
+        </w:rPr>
+        <w:t xml:space="preserve">'__main__'</w:t>
+      </w:r>
+      <w:r>
+        <w:rPr>
+          <w:rStyle w:val="NormalTok"/>
+        </w:rPr>
+        <w:t xml:space="preserve">:</w:t>
+      </w:r>
+      <w:r>
+        <w:br/>
+      </w:r>
+      <w:r>
+        <w:rPr>
+          <w:rStyle w:val="DecValTok"/>
+        </w:rPr>
+        <w:t xml:space="preserve">50</w:t>
+      </w:r>
+      <w:r>
+        <w:rPr>
+          <w:rStyle w:val="NormalTok"/>
+        </w:rPr>
+        <w:t xml:space="preserve"> setLogLevel( </w:t>
+      </w:r>
+      <w:r>
+        <w:rPr>
+          <w:rStyle w:val="StringTok"/>
+        </w:rPr>
+        <w:t xml:space="preserve">'info'</w:t>
+      </w:r>
+      <w:r>
+        <w:rPr>
+          <w:rStyle w:val="NormalTok"/>
+        </w:rPr>
+        <w:t xml:space="preserve"> )</w:t>
+      </w:r>
+      <w:r>
+        <w:br/>
+      </w:r>
+      <w:r>
+        <w:rPr>
+          <w:rStyle w:val="DecValTok"/>
+        </w:rPr>
+        <w:t xml:space="preserve">51</w:t>
+      </w:r>
+      <w:r>
+        <w:rPr>
+          <w:rStyle w:val="NormalTok"/>
+        </w:rPr>
+        <w:t xml:space="preserve"> emptyNet()</w:t>
+      </w:r>
+    </w:p>
+    <w:p>
+      <w:pPr>
+        <w:pStyle w:val="FirstParagraph"/>
+      </w:pPr>
+      <w:r>
+        <w:t xml:space="preserve">Создаём скрипт для визуализации ping_plot результатов эксперимента (рис. 12).</w:t>
+      </w:r>
+    </w:p>
+    <w:bookmarkStart w:id="65" w:name="fig:012"/>
+    <w:p>
+      <w:pPr>
+        <w:pStyle w:val="CaptionedFigure"/>
+      </w:pPr>
+      <w:r>
+        <w:drawing>
+          <wp:inline>
+            <wp:extent cx="3733800" cy="1770853"/>
+            <wp:effectExtent b="0" l="0" r="0" t="0"/>
+            <wp:docPr descr="Рис. 12: скрипт для визуализации ping_plot" title="" id="63" name="Picture"/>
+            <a:graphic>
+              <a:graphicData uri="http://schemas.openxmlformats.org/drawingml/2006/picture">
+                <pic:pic>
+                  <pic:nvPicPr>
+                    <pic:cNvPr descr="image/12.png" id="64" name="Picture"/>
+                    <pic:cNvPicPr>
+                      <a:picLocks noChangeArrowheads="1" noChangeAspect="1"/>
+                    </pic:cNvPicPr>
+                  </pic:nvPicPr>
+                  <pic:blipFill>
+                    <a:blip r:embed="rId62"/>
+                    <a:stretch>
+                      <a:fillRect/>
+                    </a:stretch>
+                  </pic:blipFill>
+                  <pic:spPr bwMode="auto">
+                    <a:xfrm>
+                      <a:off x="0" y="0"/>
+                      <a:ext cx="3733800" cy="1770853"/>
+                    </a:xfrm>
+                    <a:prstGeom prst="rect">
+                      <a:avLst/>
+                    </a:prstGeom>
+                    <a:noFill/>
+                    <a:ln w="9525">
+                      <a:noFill/>
+                      <a:headEnd/>
+                      <a:tailEnd/>
+                    </a:ln>
+                  </pic:spPr>
+                </pic:pic>
+              </a:graphicData>
+            </a:graphic>
+          </wp:inline>
+        </w:drawing>
+      </w:r>
+    </w:p>
+    <w:p>
+      <w:pPr>
+        <w:pStyle w:val="ImageCaption"/>
+      </w:pPr>
+      <w:r>
+        <w:t xml:space="preserve">Рис. 12: скрипт для визуализации ping_plot</w:t>
+      </w:r>
+    </w:p>
+    <w:bookmarkEnd w:id="65"/>
+    <w:p>
+      <w:pPr>
+        <w:pStyle w:val="BodyText"/>
+      </w:pPr>
+      <w:r>
+        <w:t xml:space="preserve">Зададим права доступа к файлу скрипта:</w:t>
+      </w:r>
+      <w:r>
+        <w:t xml:space="preserve"> </w:t>
+      </w:r>
+      <w:r>
+        <w:rPr>
+          <w:rStyle w:val="VerbatimChar"/>
+        </w:rPr>
+        <w:t xml:space="preserve">chmod +x ping_plot</w:t>
+      </w:r>
+      <w:r>
+        <w:t xml:space="preserve">.</w:t>
+      </w:r>
+    </w:p>
+    <w:p>
+      <w:pPr>
+        <w:pStyle w:val="BodyText"/>
+      </w:pPr>
+      <w:r>
+        <w:t xml:space="preserve">Создадим Makefile для управления процессом проведения эксперимента (рис. 13).</w:t>
+      </w:r>
+    </w:p>
+    <w:bookmarkStart w:id="69" w:name="fig:013"/>
+    <w:p>
+      <w:pPr>
+        <w:pStyle w:val="CaptionedFigure"/>
+      </w:pPr>
+      <w:r>
+        <w:drawing>
+          <wp:inline>
+            <wp:extent cx="3733800" cy="1884027"/>
+            <wp:effectExtent b="0" l="0" r="0" t="0"/>
+            <wp:docPr descr="Рис. 13: Makefile для управления процессом проведения эксперимента" title="" id="67" name="Picture"/>
+            <a:graphic>
+              <a:graphicData uri="http://schemas.openxmlformats.org/drawingml/2006/picture">
+                <pic:pic>
+                  <pic:nvPicPr>
+                    <pic:cNvPr descr="image/13.png" id="68" name="Picture"/>
+                    <pic:cNvPicPr>
+                      <a:picLocks noChangeArrowheads="1" noChangeAspect="1"/>
+                    </pic:cNvPicPr>
+                  </pic:nvPicPr>
+                  <pic:blipFill>
+                    <a:blip r:embed="rId66"/>
+                    <a:stretch>
+                      <a:fillRect/>
+                    </a:stretch>
+                  </pic:blipFill>
+                  <pic:spPr bwMode="auto">
+                    <a:xfrm>
+                      <a:off x="0" y="0"/>
+                      <a:ext cx="3733800" cy="1884027"/>
+                    </a:xfrm>
+                    <a:prstGeom prst="rect">
+                      <a:avLst/>
+                    </a:prstGeom>
+                    <a:noFill/>
+                    <a:ln w="9525">
+                      <a:noFill/>
+                      <a:headEnd/>
+                      <a:tailEnd/>
+                    </a:ln>
+                  </pic:spPr>
+                </pic:pic>
+              </a:graphicData>
+            </a:graphic>
+          </wp:inline>
+        </w:drawing>
+      </w:r>
+    </w:p>
+    <w:p>
+      <w:pPr>
+        <w:pStyle w:val="ImageCaption"/>
+      </w:pPr>
+      <w:r>
+        <w:t xml:space="preserve">Рис. 13: Makefile для управления процессом проведения эксперимента</w:t>
+      </w:r>
+    </w:p>
+    <w:bookmarkEnd w:id="69"/>
+    <w:p>
+      <w:pPr>
+        <w:pStyle w:val="BodyText"/>
+      </w:pPr>
+      <w:r>
+        <w:t xml:space="preserve">Выполним эксперимент. Продемонстрируем построенный в результате выполнения скриптов график (рис. 14).</w:t>
+      </w:r>
+    </w:p>
+    <w:bookmarkStart w:id="73" w:name="fig:014"/>
+    <w:p>
+      <w:pPr>
+        <w:pStyle w:val="CaptionedFigure"/>
+      </w:pPr>
+      <w:r>
+        <w:drawing>
+          <wp:inline>
+            <wp:extent cx="3733800" cy="2983566"/>
+            <wp:effectExtent b="0" l="0" r="0" t="0"/>
+            <wp:docPr descr="Рис. 14: результате выполнения скриптов" title="" id="71" name="Picture"/>
+            <a:graphic>
+              <a:graphicData uri="http://schemas.openxmlformats.org/drawingml/2006/picture">
+                <pic:pic>
+                  <pic:nvPicPr>
+                    <pic:cNvPr descr="image/14.png" id="72" name="Picture"/>
+                    <pic:cNvPicPr>
+                      <a:picLocks noChangeArrowheads="1" noChangeAspect="1"/>
+                    </pic:cNvPicPr>
+                  </pic:nvPicPr>
+                  <pic:blipFill>
+                    <a:blip r:embed="rId70"/>
+                    <a:stretch>
+                      <a:fillRect/>
+                    </a:stretch>
+                  </pic:blipFill>
+                  <pic:spPr bwMode="auto">
+                    <a:xfrm>
+                      <a:off x="0" y="0"/>
+                      <a:ext cx="3733800" cy="2983566"/>
+                    </a:xfrm>
+                    <a:prstGeom prst="rect">
+                      <a:avLst/>
+                    </a:prstGeom>
+                    <a:noFill/>
+                    <a:ln w="9525">
+                      <a:noFill/>
+                      <a:headEnd/>
+                      <a:tailEnd/>
+                    </a:ln>
+                  </pic:spPr>
+                </pic:pic>
+              </a:graphicData>
+            </a:graphic>
+          </wp:inline>
+        </w:drawing>
+      </w:r>
+    </w:p>
+    <w:p>
+      <w:pPr>
+        <w:pStyle w:val="ImageCaption"/>
+      </w:pPr>
+      <w:r>
+        <w:t xml:space="preserve">Рис. 14: результате выполнения скриптов</w:t>
+      </w:r>
+    </w:p>
+    <w:bookmarkEnd w:id="73"/>
+    <w:p>
+      <w:pPr>
+        <w:pStyle w:val="BodyText"/>
+      </w:pPr>
+      <w:r>
+        <w:t xml:space="preserve">Из файла ping.dat удалим первую строку и заново постройте график.</w:t>
+      </w:r>
+      <w:r>
+        <w:t xml:space="preserve"> </w:t>
+      </w:r>
+      <w:r>
+        <w:t xml:space="preserve">Продемонстрируем построенный в результате график (рис. 15).</w:t>
+      </w:r>
+    </w:p>
+    <w:bookmarkStart w:id="77" w:name="fig:015"/>
+    <w:p>
+      <w:pPr>
+        <w:pStyle w:val="CaptionedFigure"/>
+      </w:pPr>
+      <w:r>
+        <w:drawing>
+          <wp:inline>
+            <wp:extent cx="3733800" cy="2686209"/>
+            <wp:effectExtent b="0" l="0" r="0" t="0"/>
+            <wp:docPr descr="Рис. 15: результате выполнения скриптова" title="" id="75" name="Picture"/>
+            <a:graphic>
+              <a:graphicData uri="http://schemas.openxmlformats.org/drawingml/2006/picture">
+                <pic:pic>
+                  <pic:nvPicPr>
+                    <pic:cNvPr descr="image/15.png" id="76" name="Picture"/>
+                    <pic:cNvPicPr>
+                      <a:picLocks noChangeArrowheads="1" noChangeAspect="1"/>
+                    </pic:cNvPicPr>
+                  </pic:nvPicPr>
+                  <pic:blipFill>
+                    <a:blip r:embed="rId74"/>
+                    <a:stretch>
+                      <a:fillRect/>
+                    </a:stretch>
+                  </pic:blipFill>
+                  <pic:spPr bwMode="auto">
+                    <a:xfrm>
+                      <a:off x="0" y="0"/>
+                      <a:ext cx="3733800" cy="2686209"/>
+                    </a:xfrm>
+                    <a:prstGeom prst="rect">
+                      <a:avLst/>
+                    </a:prstGeom>
+                    <a:noFill/>
+                    <a:ln w="9525">
+                      <a:noFill/>
+                      <a:headEnd/>
+                      <a:tailEnd/>
+                    </a:ln>
+                  </pic:spPr>
+                </pic:pic>
+              </a:graphicData>
+            </a:graphic>
+          </wp:inline>
+        </w:drawing>
+      </w:r>
+    </w:p>
+    <w:p>
+      <w:pPr>
+        <w:pStyle w:val="ImageCaption"/>
+      </w:pPr>
+      <w:r>
+        <w:t xml:space="preserve">Рис. 15: результате выполнения скриптова</w:t>
+      </w:r>
+    </w:p>
+    <w:bookmarkEnd w:id="77"/>
+    <w:p>
+      <w:pPr>
+        <w:pStyle w:val="BodyText"/>
+      </w:pPr>
+      <w:r>
+        <w:t xml:space="preserve">Разработайте скрипт для вычисления на основе данных файла ping.dat минимального, среднего, максимального и стандартного отклонения времени</w:t>
+      </w:r>
+      <w:r>
+        <w:t xml:space="preserve"> </w:t>
+      </w:r>
+      <w:r>
+        <w:t xml:space="preserve">приёма-передачи (рис. 16).</w:t>
+      </w:r>
+    </w:p>
+    <w:bookmarkStart w:id="81" w:name="fig:016"/>
+    <w:p>
+      <w:pPr>
+        <w:pStyle w:val="CaptionedFigure"/>
+      </w:pPr>
+      <w:r>
+        <w:drawing>
+          <wp:inline>
+            <wp:extent cx="3733800" cy="1027843"/>
+            <wp:effectExtent b="0" l="0" r="0" t="0"/>
+            <wp:docPr descr="Рис. 16: Cкрипт rtt.py" title="" id="79" name="Picture"/>
+            <a:graphic>
+              <a:graphicData uri="http://schemas.openxmlformats.org/drawingml/2006/picture">
+                <pic:pic>
+                  <pic:nvPicPr>
+                    <pic:cNvPr descr="image/16.png" id="80" name="Picture"/>
+                    <pic:cNvPicPr>
+                      <a:picLocks noChangeArrowheads="1" noChangeAspect="1"/>
+                    </pic:cNvPicPr>
+                  </pic:nvPicPr>
+                  <pic:blipFill>
+                    <a:blip r:embed="rId78"/>
+                    <a:stretch>
+                      <a:fillRect/>
+                    </a:stretch>
+                  </pic:blipFill>
+                  <pic:spPr bwMode="auto">
+                    <a:xfrm>
+                      <a:off x="0" y="0"/>
+                      <a:ext cx="3733800" cy="1027843"/>
+                    </a:xfrm>
+                    <a:prstGeom prst="rect">
+                      <a:avLst/>
+                    </a:prstGeom>
+                    <a:noFill/>
+                    <a:ln w="9525">
+                      <a:noFill/>
+                      <a:headEnd/>
+                      <a:tailEnd/>
+                    </a:ln>
+                  </pic:spPr>
+                </pic:pic>
+              </a:graphicData>
+            </a:graphic>
+          </wp:inline>
+        </w:drawing>
+      </w:r>
+    </w:p>
+    <w:p>
+      <w:pPr>
+        <w:pStyle w:val="ImageCaption"/>
+      </w:pPr>
+      <w:r>
+        <w:t xml:space="preserve">Рис. 16: Cкрипт rtt.py</w:t>
+      </w:r>
+    </w:p>
+    <w:bookmarkEnd w:id="81"/>
+    <w:p>
+      <w:pPr>
+        <w:pStyle w:val="BodyText"/>
+      </w:pPr>
+      <w:r>
+        <w:t xml:space="preserve">Продемонстрируем работу скрипта с выводом значений на экран или в отдельный</w:t>
+      </w:r>
+      <w:r>
+        <w:t xml:space="preserve"> </w:t>
+      </w:r>
+      <w:r>
+        <w:t xml:space="preserve">файл (рис. 17).</w:t>
+      </w:r>
+    </w:p>
+    <w:bookmarkStart w:id="85" w:name="fig:017"/>
+    <w:p>
+      <w:pPr>
+        <w:pStyle w:val="CaptionedFigure"/>
+      </w:pPr>
+      <w:r>
+        <w:drawing>
+          <wp:inline>
+            <wp:extent cx="3733800" cy="518160"/>
+            <wp:effectExtent b="0" l="0" r="0" t="0"/>
+            <wp:docPr descr="Рис. 17: Результат работы скрипта rtt.py" title="" id="83" name="Picture"/>
+            <a:graphic>
+              <a:graphicData uri="http://schemas.openxmlformats.org/drawingml/2006/picture">
+                <pic:pic>
+                  <pic:nvPicPr>
+                    <pic:cNvPr descr="image/17.png" id="84" name="Picture"/>
+                    <pic:cNvPicPr>
+                      <a:picLocks noChangeArrowheads="1" noChangeAspect="1"/>
+                    </pic:cNvPicPr>
+                  </pic:nvPicPr>
+                  <pic:blipFill>
+                    <a:blip r:embed="rId82"/>
+                    <a:stretch>
+                      <a:fillRect/>
+                    </a:stretch>
+                  </pic:blipFill>
+                  <pic:spPr bwMode="auto">
+                    <a:xfrm>
+                      <a:off x="0" y="0"/>
+                      <a:ext cx="3733800" cy="518160"/>
+                    </a:xfrm>
+                    <a:prstGeom prst="rect">
+                      <a:avLst/>
+                    </a:prstGeom>
+                    <a:noFill/>
+                    <a:ln w="9525">
+                      <a:noFill/>
+                      <a:headEnd/>
+                      <a:tailEnd/>
+                    </a:ln>
+                  </pic:spPr>
+                </pic:pic>
+              </a:graphicData>
+            </a:graphic>
+          </wp:inline>
+        </w:drawing>
+      </w:r>
+    </w:p>
+    <w:p>
+      <w:pPr>
+        <w:pStyle w:val="ImageCaption"/>
+      </w:pPr>
+      <w:r>
+        <w:t xml:space="preserve">Рис. 17: Результат работы скрипта rtt.py</w:t>
+      </w:r>
+    </w:p>
+    <w:bookmarkEnd w:id="85"/>
+    <w:bookmarkEnd w:id="86"/>
+    <w:bookmarkEnd w:id="87"/>
+    <w:bookmarkStart w:id="88" w:name="выводы"/>
     <w:p>
       <w:pPr>
         <w:pStyle w:val="Heading1"/>
@@ -576,7 +3227,7 @@
         <w:rPr>
           <w:rStyle w:val="SectionNumber"/>
         </w:rPr>
-        <w:t xml:space="preserve">4</w:t>
+        <w:t xml:space="preserve">5</w:t>
       </w:r>
       <w:r>
         <w:tab/>
@@ -590,198 +3241,45 @@
         <w:pStyle w:val="FirstParagraph"/>
       </w:pPr>
       <w:r>
-        <w:t xml:space="preserve">В результате выполнения данной лабораторной работы я провел подготовительную работу по первоначальной настройке коммутаторов сети.</w:t>
-      </w:r>
-    </w:p>
-    <w:bookmarkEnd w:id="41"/>
-    <w:bookmarkStart w:id="42" w:name="контрольные-вопросы"/>
+        <w:t xml:space="preserve">В результате выполнения данной лабораторной работы я познакомился с NETEM – инструментом для</w:t>
+      </w:r>
+      <w:r>
+        <w:t xml:space="preserve"> </w:t>
+      </w:r>
+      <w:r>
+        <w:t xml:space="preserve">тестирования производительности приложений в виртуальной сети, а также</w:t>
+      </w:r>
+      <w:r>
+        <w:t xml:space="preserve"> </w:t>
+      </w:r>
+      <w:r>
+        <w:t xml:space="preserve">получил навыки проведения интерактивного и воспроизводимого экспериментов по измерению задержки и её дрожания (jitter) в моделируемой сети</w:t>
+      </w:r>
+      <w:r>
+        <w:t xml:space="preserve"> </w:t>
+      </w:r>
+      <w:r>
+        <w:t xml:space="preserve">в среде Mininet.</w:t>
+      </w:r>
+    </w:p>
+    <w:bookmarkEnd w:id="88"/>
+    <w:bookmarkStart w:id="90" w:name="список-литературы"/>
     <w:p>
       <w:pPr>
         <w:pStyle w:val="Heading1"/>
       </w:pPr>
       <w:r>
-        <w:rPr>
-          <w:rStyle w:val="SectionNumber"/>
-        </w:rPr>
-        <w:t xml:space="preserve">5</w:t>
-      </w:r>
-      <w:r>
-        <w:tab/>
-      </w:r>
-      <w:r>
-        <w:t xml:space="preserve">Контрольные вопросы</w:t>
-      </w:r>
-    </w:p>
-    <w:p>
-      <w:pPr>
-        <w:pStyle w:val="Compact"/>
-        <w:numPr>
-          <w:ilvl w:val="0"/>
-          <w:numId w:val="1003"/>
-        </w:numPr>
-      </w:pPr>
-      <w:r>
-        <w:t xml:space="preserve">При помощи каких команд можно посмотреть конфигурацию сетевого</w:t>
-      </w:r>
-      <w:r>
-        <w:t xml:space="preserve"> </w:t>
-      </w:r>
-      <w:r>
-        <w:t xml:space="preserve">оборудования?</w:t>
-      </w:r>
-    </w:p>
-    <w:p>
-      <w:pPr>
-        <w:pStyle w:val="FirstParagraph"/>
-      </w:pPr>
-      <w:r>
-        <w:t xml:space="preserve">При помощи команд:</w:t>
-      </w:r>
-    </w:p>
-    <w:p>
-      <w:pPr>
-        <w:pStyle w:val="SourceCode"/>
-      </w:pPr>
-      <w:r>
-        <w:rPr>
-          <w:rStyle w:val="VerbatimChar"/>
-        </w:rPr>
-        <w:t xml:space="preserve">sh ru</w:t>
-      </w:r>
-      <w:r>
-        <w:br/>
-      </w:r>
-      <w:r>
-        <w:rPr>
-          <w:rStyle w:val="VerbatimChar"/>
-        </w:rPr>
-        <w:t xml:space="preserve">show running-config</w:t>
-      </w:r>
-    </w:p>
-    <w:p>
-      <w:pPr>
-        <w:pStyle w:val="Compact"/>
-        <w:numPr>
-          <w:ilvl w:val="0"/>
-          <w:numId w:val="1004"/>
-        </w:numPr>
-      </w:pPr>
-      <w:r>
-        <w:t xml:space="preserve">При помощи каких команд можно посмотреть стартовый конфигурационный файл оборудования?</w:t>
-      </w:r>
-    </w:p>
-    <w:p>
-      <w:pPr>
-        <w:pStyle w:val="FirstParagraph"/>
-      </w:pPr>
-      <w:r>
-        <w:t xml:space="preserve">При помощи команд:</w:t>
-      </w:r>
-    </w:p>
-    <w:p>
-      <w:pPr>
-        <w:pStyle w:val="SourceCode"/>
-      </w:pPr>
-      <w:r>
-        <w:rPr>
-          <w:rStyle w:val="VerbatimChar"/>
-        </w:rPr>
-        <w:t xml:space="preserve">sh sta</w:t>
-      </w:r>
-      <w:r>
-        <w:br/>
-      </w:r>
-      <w:r>
-        <w:rPr>
-          <w:rStyle w:val="VerbatimChar"/>
-        </w:rPr>
-        <w:t xml:space="preserve">show run</w:t>
-      </w:r>
-    </w:p>
-    <w:p>
-      <w:pPr>
-        <w:pStyle w:val="Compact"/>
-        <w:numPr>
-          <w:ilvl w:val="0"/>
-          <w:numId w:val="1005"/>
-        </w:numPr>
-      </w:pPr>
-      <w:r>
-        <w:t xml:space="preserve">При помощи каких команд можно экспортировать конфигурационный файл</w:t>
-      </w:r>
-      <w:r>
-        <w:t xml:space="preserve"> </w:t>
-      </w:r>
-      <w:r>
-        <w:t xml:space="preserve">оборудования?</w:t>
-      </w:r>
-    </w:p>
-    <w:p>
-      <w:pPr>
-        <w:pStyle w:val="FirstParagraph"/>
-      </w:pPr>
-      <w:r>
-        <w:t xml:space="preserve">Можно нажать кнопку</w:t>
-      </w:r>
-      <w:r>
-        <w:t xml:space="preserve"> </w:t>
-      </w:r>
-      <w:r>
-        <w:rPr>
-          <w:rStyle w:val="VerbatimChar"/>
-        </w:rPr>
-        <w:t xml:space="preserve">Export</w:t>
-      </w:r>
-      <w:r>
-        <w:t xml:space="preserve"> </w:t>
-      </w:r>
-      <w:r>
-        <w:t xml:space="preserve">в окне для конфигурации устройства.</w:t>
-      </w:r>
-    </w:p>
-    <w:p>
-      <w:pPr>
-        <w:pStyle w:val="Compact"/>
-        <w:numPr>
-          <w:ilvl w:val="0"/>
-          <w:numId w:val="1006"/>
-        </w:numPr>
-      </w:pPr>
-      <w:r>
-        <w:t xml:space="preserve">При помощи каких команд можно импортировать конфигурационный файл</w:t>
-      </w:r>
-      <w:r>
-        <w:t xml:space="preserve"> </w:t>
-      </w:r>
-      <w:r>
-        <w:t xml:space="preserve">оборудования?</w:t>
-      </w:r>
-    </w:p>
-    <w:p>
-      <w:pPr>
-        <w:pStyle w:val="FirstParagraph"/>
-      </w:pPr>
-      <w:r>
-        <w:t xml:space="preserve">Можно нажать кнопку</w:t>
-      </w:r>
-      <w:r>
-        <w:t xml:space="preserve"> </w:t>
-      </w:r>
-      <w:r>
-        <w:rPr>
-          <w:rStyle w:val="VerbatimChar"/>
-        </w:rPr>
-        <w:t xml:space="preserve">Import</w:t>
-      </w:r>
-      <w:r>
-        <w:t xml:space="preserve"> </w:t>
-      </w:r>
-      <w:r>
-        <w:t xml:space="preserve">в окне для конфигурации устройства.</w:t>
-      </w:r>
-    </w:p>
-    <w:bookmarkEnd w:id="42"/>
-    <w:sectPr/>
+        <w:t xml:space="preserve">Список литературы</w:t>
+      </w:r>
+    </w:p>
+    <w:bookmarkStart w:id="89" w:name="refs"/>
+    <w:bookmarkEnd w:id="89"/>
+    <w:bookmarkEnd w:id="90"/>
+    <w:sectPr>
+      <w:footnotePr>
+        <w:numRestart w:val="eachSect"/>
+      </w:footnotePr>
+    </w:sectPr>
   </w:body>
 </w:document>
 </file>
@@ -819,7 +3317,7 @@
       <w:lvlText w:val=" "/>
       <w:lvlJc w:val="left"/>
       <w:pPr>
-        <w:ind w:left="720" w:hanging="480"/>
+        <w:ind w:left="720" w:hanging="360"/>
       </w:pPr>
     </w:lvl>
     <w:lvl w:ilvl="1">
@@ -827,7 +3325,7 @@
       <w:lvlText w:val=" "/>
       <w:lvlJc w:val="left"/>
       <w:pPr>
-        <w:ind w:left="1440" w:hanging="480"/>
+        <w:ind w:left="1440" w:hanging="360"/>
       </w:pPr>
     </w:lvl>
     <w:lvl w:ilvl="2">
@@ -835,7 +3333,7 @@
       <w:lvlText w:val=" "/>
       <w:lvlJc w:val="left"/>
       <w:pPr>
-        <w:ind w:left="2160" w:hanging="480"/>
+        <w:ind w:left="2160" w:hanging="360"/>
       </w:pPr>
     </w:lvl>
     <w:lvl w:ilvl="3">
@@ -843,7 +3341,7 @@
       <w:lvlText w:val=" "/>
       <w:lvlJc w:val="left"/>
       <w:pPr>
-        <w:ind w:left="2880" w:hanging="480"/>
+        <w:ind w:left="2880" w:hanging="360"/>
       </w:pPr>
     </w:lvl>
     <w:lvl w:ilvl="4">
@@ -851,7 +3349,7 @@
       <w:lvlText w:val=" "/>
       <w:lvlJc w:val="left"/>
       <w:pPr>
-        <w:ind w:left="3600" w:hanging="480"/>
+        <w:ind w:left="3600" w:hanging="360"/>
       </w:pPr>
     </w:lvl>
     <w:lvl w:ilvl="5">
@@ -859,7 +3357,7 @@
       <w:lvlText w:val=" "/>
       <w:lvlJc w:val="left"/>
       <w:pPr>
-        <w:ind w:left="4320" w:hanging="480"/>
+        <w:ind w:left="4320" w:hanging="360"/>
       </w:pPr>
     </w:lvl>
     <w:lvl w:ilvl="6">
@@ -867,7 +3365,7 @@
       <w:lvlText w:val=" "/>
       <w:lvlJc w:val="left"/>
       <w:pPr>
-        <w:ind w:left="5040" w:hanging="480"/>
+        <w:ind w:left="5040" w:hanging="360"/>
       </w:pPr>
     </w:lvl>
     <w:lvl w:ilvl="7">
@@ -875,7 +3373,7 @@
       <w:lvlText w:val=" "/>
       <w:lvlJc w:val="left"/>
       <w:pPr>
-        <w:ind w:left="5760" w:hanging="480"/>
+        <w:ind w:left="5760" w:hanging="360"/>
       </w:pPr>
     </w:lvl>
     <w:lvl w:ilvl="8">
@@ -883,7 +3381,7 @@
       <w:lvlText w:val=" "/>
       <w:lvlJc w:val="left"/>
       <w:pPr>
-        <w:ind w:left="6480" w:hanging="480"/>
+        <w:ind w:left="6480" w:hanging="360"/>
       </w:pPr>
     </w:lvl>
   </w:abstractNum>
@@ -896,7 +3394,7 @@
       <w:lvlText w:val="%1."/>
       <w:lvlJc w:val="left"/>
       <w:pPr>
-        <w:ind w:left="720" w:hanging="480"/>
+        <w:ind w:left="720" w:hanging="360"/>
       </w:pPr>
     </w:lvl>
     <w:lvl w:ilvl="1">
@@ -905,7 +3403,7 @@
       <w:lvlText w:val="%2."/>
       <w:lvlJc w:val="left"/>
       <w:pPr>
-        <w:ind w:left="1440" w:hanging="480"/>
+        <w:ind w:left="1440" w:hanging="360"/>
       </w:pPr>
     </w:lvl>
     <w:lvl w:ilvl="2">
@@ -914,7 +3412,7 @@
       <w:lvlText w:val="%3."/>
       <w:lvlJc w:val="left"/>
       <w:pPr>
-        <w:ind w:left="2160" w:hanging="480"/>
+        <w:ind w:left="2160" w:hanging="360"/>
       </w:pPr>
     </w:lvl>
     <w:lvl w:ilvl="3">
@@ -923,7 +3421,7 @@
       <w:lvlText w:val="%4."/>
       <w:lvlJc w:val="left"/>
       <w:pPr>
-        <w:ind w:left="2880" w:hanging="480"/>
+        <w:ind w:left="2880" w:hanging="360"/>
       </w:pPr>
     </w:lvl>
     <w:lvl w:ilvl="4">
@@ -932,7 +3430,7 @@
       <w:lvlText w:val="%5."/>
       <w:lvlJc w:val="left"/>
       <w:pPr>
-        <w:ind w:left="3600" w:hanging="480"/>
+        <w:ind w:left="3600" w:hanging="360"/>
       </w:pPr>
     </w:lvl>
     <w:lvl w:ilvl="5">
@@ -941,7 +3439,7 @@
       <w:lvlText w:val="%6."/>
       <w:lvlJc w:val="left"/>
       <w:pPr>
-        <w:ind w:left="4320" w:hanging="480"/>
+        <w:ind w:left="4320" w:hanging="360"/>
       </w:pPr>
     </w:lvl>
     <w:lvl w:ilvl="6">
@@ -950,7 +3448,7 @@
       <w:lvlText w:val="%7."/>
       <w:lvlJc w:val="left"/>
       <w:pPr>
-        <w:ind w:left="5040" w:hanging="480"/>
+        <w:ind w:left="5040" w:hanging="360"/>
       </w:pPr>
     </w:lvl>
     <w:lvl w:ilvl="7">
@@ -959,7 +3457,7 @@
       <w:lvlText w:val="%8."/>
       <w:lvlJc w:val="left"/>
       <w:pPr>
-        <w:ind w:left="5760" w:hanging="480"/>
+        <w:ind w:left="5760" w:hanging="360"/>
       </w:pPr>
     </w:lvl>
     <w:lvl w:ilvl="8">
@@ -968,263 +3466,111 @@
       <w:lvlText w:val="%9."/>
       <w:lvlJc w:val="left"/>
       <w:pPr>
-        <w:ind w:left="6480" w:hanging="480"/>
+        <w:ind w:left="6480" w:hanging="360"/>
       </w:pPr>
     </w:lvl>
   </w:abstractNum>
-  <w:abstractNum w:abstractNumId="99412">
-    <w:nsid w:val="00A99412"/>
+  <w:abstractNum w:abstractNumId="991">
+    <w:nsid w:val="0000A991"/>
     <w:multiLevelType w:val="multilevel"/>
     <w:lvl w:ilvl="0">
-      <w:start w:val="2"/>
-      <w:numFmt w:val="decimal"/>
-      <w:lvlText w:val="%1."/>
+      <w:numFmt w:val="bullet"/>
+      <w:lvlText w:val=""/>
       <w:lvlJc w:val="left"/>
       <w:pPr>
-        <w:ind w:left="720" w:hanging="480"/>
-      </w:pPr>
+        <w:ind w:left="720" w:hanging="360"/>
+      </w:pPr>
+      <w:rPr>
+        <w:rFonts w:ascii="Symbol" w:hAnsi="Symbol" w:cs="Symbol" w:hint="default"/>
+      </w:rPr>
     </w:lvl>
     <w:lvl w:ilvl="1">
-      <w:start w:val="2"/>
-      <w:numFmt w:val="decimal"/>
-      <w:lvlText w:val="%2."/>
+      <w:numFmt w:val="bullet"/>
+      <w:lvlText w:val="o"/>
       <w:lvlJc w:val="left"/>
       <w:pPr>
-        <w:ind w:left="1440" w:hanging="480"/>
-      </w:pPr>
+        <w:ind w:left="1440" w:hanging="360"/>
+      </w:pPr>
+      <w:rPr>
+        <w:rFonts w:ascii="Courier New" w:hAnsi="Courier New" w:cs="Courier New" w:hint="default"/>
+      </w:rPr>
     </w:lvl>
     <w:lvl w:ilvl="2">
-      <w:start w:val="2"/>
-      <w:numFmt w:val="decimal"/>
-      <w:lvlText w:val="%3."/>
+      <w:numFmt w:val="bullet"/>
+      <w:lvlText w:val=""/>
       <w:lvlJc w:val="left"/>
       <w:pPr>
-        <w:ind w:left="2160" w:hanging="480"/>
-      </w:pPr>
+        <w:ind w:left="2160" w:hanging="360"/>
+      </w:pPr>
+      <w:rPr>
+        <w:rFonts w:ascii="Wingdings" w:hAnsi="Wingdings" w:cs="Wingdings" w:hint="default"/>
+      </w:rPr>
     </w:lvl>
     <w:lvl w:ilvl="3">
-      <w:start w:val="2"/>
-      <w:numFmt w:val="decimal"/>
-      <w:lvlText w:val="%4."/>
+      <w:numFmt w:val="bullet"/>
+      <w:lvlText w:val=""/>
       <w:lvlJc w:val="left"/>
       <w:pPr>
-        <w:ind w:left="2880" w:hanging="480"/>
-      </w:pPr>
+        <w:ind w:left="2880" w:hanging="360"/>
+      </w:pPr>
+      <w:rPr>
+        <w:rFonts w:ascii="Symbol" w:hAnsi="Symbol" w:cs="Symbol" w:hint="default"/>
+      </w:rPr>
     </w:lvl>
     <w:lvl w:ilvl="4">
-      <w:start w:val="2"/>
-      <w:numFmt w:val="decimal"/>
-      <w:lvlText w:val="%5."/>
+      <w:numFmt w:val="bullet"/>
+      <w:lvlText w:val="o"/>
       <w:lvlJc w:val="left"/>
       <w:pPr>
-        <w:ind w:left="3600" w:hanging="480"/>
-      </w:pPr>
+        <w:ind w:left="3600" w:hanging="360"/>
+      </w:pPr>
+      <w:rPr>
+        <w:rFonts w:ascii="Courier New" w:hAnsi="Courier New" w:cs="Courier New" w:hint="default"/>
+      </w:rPr>
     </w:lvl>
     <w:lvl w:ilvl="5">
-      <w:start w:val="2"/>
-      <w:numFmt w:val="decimal"/>
-      <w:lvlText w:val="%6."/>
+      <w:numFmt w:val="bullet"/>
+      <w:lvlText w:val=""/>
       <w:lvlJc w:val="left"/>
       <w:pPr>
-        <w:ind w:left="4320" w:hanging="480"/>
-      </w:pPr>
+        <w:ind w:left="4320" w:hanging="360"/>
+      </w:pPr>
+      <w:rPr>
+        <w:rFonts w:ascii="Wingdings" w:hAnsi="Wingdings" w:cs="Wingdings" w:hint="default"/>
+      </w:rPr>
     </w:lvl>
     <w:lvl w:ilvl="6">
-      <w:start w:val="2"/>
-      <w:numFmt w:val="decimal"/>
-      <w:lvlText w:val="%7."/>
+      <w:numFmt w:val="bullet"/>
+      <w:lvlText w:val=""/>
       <w:lvlJc w:val="left"/>
       <w:pPr>
-        <w:ind w:left="5040" w:hanging="480"/>
-      </w:pPr>
+        <w:ind w:left="5040" w:hanging="360"/>
+      </w:pPr>
+      <w:rPr>
+        <w:rFonts w:ascii="Symbol" w:hAnsi="Symbol" w:cs="Symbol" w:hint="default"/>
+      </w:rPr>
     </w:lvl>
     <w:lvl w:ilvl="7">
-      <w:start w:val="2"/>
-      <w:numFmt w:val="decimal"/>
-      <w:lvlText w:val="%8."/>
+      <w:numFmt w:val="bullet"/>
+      <w:lvlText w:val="o"/>
       <w:lvlJc w:val="left"/>
       <w:pPr>
-        <w:ind w:left="5760" w:hanging="480"/>
-      </w:pPr>
+        <w:ind w:left="5760" w:hanging="360"/>
+      </w:pPr>
+      <w:rPr>
+        <w:rFonts w:ascii="Courier New" w:hAnsi="Courier New" w:cs="Courier New" w:hint="default"/>
+      </w:rPr>
     </w:lvl>
     <w:lvl w:ilvl="8">
-      <w:start w:val="2"/>
-      <w:numFmt w:val="decimal"/>
-      <w:lvlText w:val="%9."/>
+      <w:numFmt w:val="bullet"/>
+      <w:lvlText w:val=""/>
       <w:lvlJc w:val="left"/>
       <w:pPr>
-        <w:ind w:left="6480" w:hanging="480"/>
-      </w:pPr>
-    </w:lvl>
-  </w:abstractNum>
-  <w:abstractNum w:abstractNumId="99413">
-    <w:nsid w:val="00A99413"/>
-    <w:multiLevelType w:val="multilevel"/>
-    <w:lvl w:ilvl="0">
-      <w:start w:val="3"/>
-      <w:numFmt w:val="decimal"/>
-      <w:lvlText w:val="%1."/>
-      <w:lvlJc w:val="left"/>
-      <w:pPr>
-        <w:ind w:left="720" w:hanging="480"/>
-      </w:pPr>
-    </w:lvl>
-    <w:lvl w:ilvl="1">
-      <w:start w:val="3"/>
-      <w:numFmt w:val="decimal"/>
-      <w:lvlText w:val="%2."/>
-      <w:lvlJc w:val="left"/>
-      <w:pPr>
-        <w:ind w:left="1440" w:hanging="480"/>
-      </w:pPr>
-    </w:lvl>
-    <w:lvl w:ilvl="2">
-      <w:start w:val="3"/>
-      <w:numFmt w:val="decimal"/>
-      <w:lvlText w:val="%3."/>
-      <w:lvlJc w:val="left"/>
-      <w:pPr>
-        <w:ind w:left="2160" w:hanging="480"/>
-      </w:pPr>
-    </w:lvl>
-    <w:lvl w:ilvl="3">
-      <w:start w:val="3"/>
-      <w:numFmt w:val="decimal"/>
-      <w:lvlText w:val="%4."/>
-      <w:lvlJc w:val="left"/>
-      <w:pPr>
-        <w:ind w:left="2880" w:hanging="480"/>
-      </w:pPr>
-    </w:lvl>
-    <w:lvl w:ilvl="4">
-      <w:start w:val="3"/>
-      <w:numFmt w:val="decimal"/>
-      <w:lvlText w:val="%5."/>
-      <w:lvlJc w:val="left"/>
-      <w:pPr>
-        <w:ind w:left="3600" w:hanging="480"/>
-      </w:pPr>
-    </w:lvl>
-    <w:lvl w:ilvl="5">
-      <w:start w:val="3"/>
-      <w:numFmt w:val="decimal"/>
-      <w:lvlText w:val="%6."/>
-      <w:lvlJc w:val="left"/>
-      <w:pPr>
-        <w:ind w:left="4320" w:hanging="480"/>
-      </w:pPr>
-    </w:lvl>
-    <w:lvl w:ilvl="6">
-      <w:start w:val="3"/>
-      <w:numFmt w:val="decimal"/>
-      <w:lvlText w:val="%7."/>
-      <w:lvlJc w:val="left"/>
-      <w:pPr>
-        <w:ind w:left="5040" w:hanging="480"/>
-      </w:pPr>
-    </w:lvl>
-    <w:lvl w:ilvl="7">
-      <w:start w:val="3"/>
-      <w:numFmt w:val="decimal"/>
-      <w:lvlText w:val="%8."/>
-      <w:lvlJc w:val="left"/>
-      <w:pPr>
-        <w:ind w:left="5760" w:hanging="480"/>
-      </w:pPr>
-    </w:lvl>
-    <w:lvl w:ilvl="8">
-      <w:start w:val="3"/>
-      <w:numFmt w:val="decimal"/>
-      <w:lvlText w:val="%9."/>
-      <w:lvlJc w:val="left"/>
-      <w:pPr>
-        <w:ind w:left="6480" w:hanging="480"/>
-      </w:pPr>
-    </w:lvl>
-  </w:abstractNum>
-  <w:abstractNum w:abstractNumId="99414">
-    <w:nsid w:val="00A99414"/>
-    <w:multiLevelType w:val="multilevel"/>
-    <w:lvl w:ilvl="0">
-      <w:start w:val="4"/>
-      <w:numFmt w:val="decimal"/>
-      <w:lvlText w:val="%1."/>
-      <w:lvlJc w:val="left"/>
-      <w:pPr>
-        <w:ind w:left="720" w:hanging="480"/>
-      </w:pPr>
-    </w:lvl>
-    <w:lvl w:ilvl="1">
-      <w:start w:val="4"/>
-      <w:numFmt w:val="decimal"/>
-      <w:lvlText w:val="%2."/>
-      <w:lvlJc w:val="left"/>
-      <w:pPr>
-        <w:ind w:left="1440" w:hanging="480"/>
-      </w:pPr>
-    </w:lvl>
-    <w:lvl w:ilvl="2">
-      <w:start w:val="4"/>
-      <w:numFmt w:val="decimal"/>
-      <w:lvlText w:val="%3."/>
-      <w:lvlJc w:val="left"/>
-      <w:pPr>
-        <w:ind w:left="2160" w:hanging="480"/>
-      </w:pPr>
-    </w:lvl>
-    <w:lvl w:ilvl="3">
-      <w:start w:val="4"/>
-      <w:numFmt w:val="decimal"/>
-      <w:lvlText w:val="%4."/>
-      <w:lvlJc w:val="left"/>
-      <w:pPr>
-        <w:ind w:left="2880" w:hanging="480"/>
-      </w:pPr>
-    </w:lvl>
-    <w:lvl w:ilvl="4">
-      <w:start w:val="4"/>
-      <w:numFmt w:val="decimal"/>
-      <w:lvlText w:val="%5."/>
-      <w:lvlJc w:val="left"/>
-      <w:pPr>
-        <w:ind w:left="3600" w:hanging="480"/>
-      </w:pPr>
-    </w:lvl>
-    <w:lvl w:ilvl="5">
-      <w:start w:val="4"/>
-      <w:numFmt w:val="decimal"/>
-      <w:lvlText w:val="%6."/>
-      <w:lvlJc w:val="left"/>
-      <w:pPr>
-        <w:ind w:left="4320" w:hanging="480"/>
-      </w:pPr>
-    </w:lvl>
-    <w:lvl w:ilvl="6">
-      <w:start w:val="4"/>
-      <w:numFmt w:val="decimal"/>
-      <w:lvlText w:val="%7."/>
-      <w:lvlJc w:val="left"/>
-      <w:pPr>
-        <w:ind w:left="5040" w:hanging="480"/>
-      </w:pPr>
-    </w:lvl>
-    <w:lvl w:ilvl="7">
-      <w:start w:val="4"/>
-      <w:numFmt w:val="decimal"/>
-      <w:lvlText w:val="%8."/>
-      <w:lvlJc w:val="left"/>
-      <w:pPr>
-        <w:ind w:left="5760" w:hanging="480"/>
-      </w:pPr>
-    </w:lvl>
-    <w:lvl w:ilvl="8">
-      <w:start w:val="4"/>
-      <w:numFmt w:val="decimal"/>
-      <w:lvlText w:val="%9."/>
-      <w:lvlJc w:val="left"/>
-      <w:pPr>
-        <w:ind w:left="6480" w:hanging="480"/>
-      </w:pPr>
+        <w:ind w:left="6480" w:hanging="360"/>
+      </w:pPr>
+      <w:rPr>
+        <w:rFonts w:ascii="Wingdings" w:hAnsi="Wingdings" w:cs="Wingdings" w:hint="default"/>
+      </w:rPr>
     </w:lvl>
   </w:abstractNum>
   <w:num w:numId="1000">
@@ -1261,154 +3607,7 @@
     </w:lvlOverride>
   </w:num>
   <w:num w:numId="1002">
-    <w:abstractNumId w:val="99412"/>
-    <w:lvlOverride w:ilvl="0">
-      <w:startOverride w:val="2"/>
-    </w:lvlOverride>
-    <w:lvlOverride w:ilvl="1">
-      <w:startOverride w:val="2"/>
-    </w:lvlOverride>
-    <w:lvlOverride w:ilvl="2">
-      <w:startOverride w:val="2"/>
-    </w:lvlOverride>
-    <w:lvlOverride w:ilvl="3">
-      <w:startOverride w:val="2"/>
-    </w:lvlOverride>
-    <w:lvlOverride w:ilvl="4">
-      <w:startOverride w:val="2"/>
-    </w:lvlOverride>
-    <w:lvlOverride w:ilvl="5">
-      <w:startOverride w:val="2"/>
-    </w:lvlOverride>
-    <w:lvlOverride w:ilvl="6">
-      <w:startOverride w:val="2"/>
-    </w:lvlOverride>
-    <w:lvlOverride w:ilvl="7">
-      <w:startOverride w:val="2"/>
-    </w:lvlOverride>
-    <w:lvlOverride w:ilvl="8">
-      <w:startOverride w:val="2"/>
-    </w:lvlOverride>
-  </w:num>
-  <w:num w:numId="1003">
-    <w:abstractNumId w:val="99411"/>
-    <w:lvlOverride w:ilvl="0">
-      <w:startOverride w:val="1"/>
-    </w:lvlOverride>
-    <w:lvlOverride w:ilvl="1">
-      <w:startOverride w:val="1"/>
-    </w:lvlOverride>
-    <w:lvlOverride w:ilvl="2">
-      <w:startOverride w:val="1"/>
-    </w:lvlOverride>
-    <w:lvlOverride w:ilvl="3">
-      <w:startOverride w:val="1"/>
-    </w:lvlOverride>
-    <w:lvlOverride w:ilvl="4">
-      <w:startOverride w:val="1"/>
-    </w:lvlOverride>
-    <w:lvlOverride w:ilvl="5">
-      <w:startOverride w:val="1"/>
-    </w:lvlOverride>
-    <w:lvlOverride w:ilvl="6">
-      <w:startOverride w:val="1"/>
-    </w:lvlOverride>
-    <w:lvlOverride w:ilvl="7">
-      <w:startOverride w:val="1"/>
-    </w:lvlOverride>
-    <w:lvlOverride w:ilvl="8">
-      <w:startOverride w:val="1"/>
-    </w:lvlOverride>
-  </w:num>
-  <w:num w:numId="1004">
-    <w:abstractNumId w:val="99412"/>
-    <w:lvlOverride w:ilvl="0">
-      <w:startOverride w:val="2"/>
-    </w:lvlOverride>
-    <w:lvlOverride w:ilvl="1">
-      <w:startOverride w:val="2"/>
-    </w:lvlOverride>
-    <w:lvlOverride w:ilvl="2">
-      <w:startOverride w:val="2"/>
-    </w:lvlOverride>
-    <w:lvlOverride w:ilvl="3">
-      <w:startOverride w:val="2"/>
-    </w:lvlOverride>
-    <w:lvlOverride w:ilvl="4">
-      <w:startOverride w:val="2"/>
-    </w:lvlOverride>
-    <w:lvlOverride w:ilvl="5">
-      <w:startOverride w:val="2"/>
-    </w:lvlOverride>
-    <w:lvlOverride w:ilvl="6">
-      <w:startOverride w:val="2"/>
-    </w:lvlOverride>
-    <w:lvlOverride w:ilvl="7">
-      <w:startOverride w:val="2"/>
-    </w:lvlOverride>
-    <w:lvlOverride w:ilvl="8">
-      <w:startOverride w:val="2"/>
-    </w:lvlOverride>
-  </w:num>
-  <w:num w:numId="1005">
-    <w:abstractNumId w:val="99413"/>
-    <w:lvlOverride w:ilvl="0">
-      <w:startOverride w:val="3"/>
-    </w:lvlOverride>
-    <w:lvlOverride w:ilvl="1">
-      <w:startOverride w:val="3"/>
-    </w:lvlOverride>
-    <w:lvlOverride w:ilvl="2">
-      <w:startOverride w:val="3"/>
-    </w:lvlOverride>
-    <w:lvlOverride w:ilvl="3">
-      <w:startOverride w:val="3"/>
-    </w:lvlOverride>
-    <w:lvlOverride w:ilvl="4">
-      <w:startOverride w:val="3"/>
-    </w:lvlOverride>
-    <w:lvlOverride w:ilvl="5">
-      <w:startOverride w:val="3"/>
-    </w:lvlOverride>
-    <w:lvlOverride w:ilvl="6">
-      <w:startOverride w:val="3"/>
-    </w:lvlOverride>
-    <w:lvlOverride w:ilvl="7">
-      <w:startOverride w:val="3"/>
-    </w:lvlOverride>
-    <w:lvlOverride w:ilvl="8">
-      <w:startOverride w:val="3"/>
-    </w:lvlOverride>
-  </w:num>
-  <w:num w:numId="1006">
-    <w:abstractNumId w:val="99414"/>
-    <w:lvlOverride w:ilvl="0">
-      <w:startOverride w:val="4"/>
-    </w:lvlOverride>
-    <w:lvlOverride w:ilvl="1">
-      <w:startOverride w:val="4"/>
-    </w:lvlOverride>
-    <w:lvlOverride w:ilvl="2">
-      <w:startOverride w:val="4"/>
-    </w:lvlOverride>
-    <w:lvlOverride w:ilvl="3">
-      <w:startOverride w:val="4"/>
-    </w:lvlOverride>
-    <w:lvlOverride w:ilvl="4">
-      <w:startOverride w:val="4"/>
-    </w:lvlOverride>
-    <w:lvlOverride w:ilvl="5">
-      <w:startOverride w:val="4"/>
-    </w:lvlOverride>
-    <w:lvlOverride w:ilvl="6">
-      <w:startOverride w:val="4"/>
-    </w:lvlOverride>
-    <w:lvlOverride w:ilvl="7">
-      <w:startOverride w:val="4"/>
-    </w:lvlOverride>
-    <w:lvlOverride w:ilvl="8">
-      <w:startOverride w:val="4"/>
-    </w:lvlOverride>
+    <w:abstractNumId w:val="991"/>
   </w:num>
 </w:numbering>
 </file>
@@ -1462,57 +3661,94 @@
     <w:name w:val="Title"/>
     <w:basedOn w:val="Normal"/>
     <w:next w:val="BodyText"/>
+    <w:link w:val="TitleChar"/>
+    <w:uiPriority w:val="10"/>
     <w:qFormat/>
+    <w:rsid w:val="00A10FD9"/>
     <w:pPr>
-      <w:keepNext/>
-      <w:keepLines/>
-      <w:spacing w:after="240" w:before="480"/>
+      <w:spacing w:after="80" w:line="240" w:lineRule="auto"/>
+      <w:contextualSpacing/>
       <w:jc w:val="center"/>
     </w:pPr>
     <w:rPr>
       <w:rFonts w:asciiTheme="majorHAnsi" w:cstheme="majorBidi" w:eastAsiaTheme="majorEastAsia" w:hAnsiTheme="majorHAnsi"/>
-      <w:b/>
-      <w:bCs/>
-      <w:color w:themeColor="accent1" w:themeShade="B5" w:val="345A8A"/>
-      <w:sz w:val="36"/>
-      <w:szCs w:val="36"/>
+      <w:sz w:val="56"/>
+      <w:szCs w:val="56"/>
+    </w:rPr>
+  </w:style>
+  <w:style w:customStyle="1" w:styleId="TitleChar" w:type="character">
+    <w:name w:val="Title Char"/>
+    <w:basedOn w:val="DefaultParagraphFont"/>
+    <w:link w:val="Title"/>
+    <w:uiPriority w:val="10"/>
+    <w:rsid w:val="00A10FD9"/>
+    <w:rPr>
+      <w:rFonts w:asciiTheme="majorHAnsi" w:cstheme="majorBidi" w:eastAsiaTheme="majorEastAsia" w:hAnsiTheme="majorHAnsi"/>
+      <w:sz w:val="56"/>
+      <w:szCs w:val="56"/>
     </w:rPr>
   </w:style>
   <w:style w:styleId="Subtitle" w:type="paragraph">
     <w:name w:val="Subtitle"/>
+    <w:basedOn w:val="Title"/>
+    <w:next w:val="BodyText"/>
+    <w:link w:val="SubtitleChar"/>
+    <w:uiPriority w:val="11"/>
+    <w:qFormat/>
+    <w:rsid w:val="00A10FD9"/>
+    <w:pPr>
+      <w:numPr>
+        <w:ilvl w:val="1"/>
+      </w:numPr>
+    </w:pPr>
+    <w:rPr>
+      <w:rFonts w:cstheme="majorBidi" w:eastAsiaTheme="majorEastAsia"/>
+      <w:spacing w:val="15"/>
+      <w:sz w:val="28"/>
+      <w:szCs w:val="28"/>
+    </w:rPr>
+  </w:style>
+  <w:style w:customStyle="1" w:styleId="SubtitleChar" w:type="character">
+    <w:name w:val="Subtitle Char"/>
+    <w:basedOn w:val="DefaultParagraphFont"/>
+    <w:link w:val="Subtitle"/>
+    <w:uiPriority w:val="11"/>
+    <w:rsid w:val="00A10FD9"/>
+    <w:rPr>
+      <w:rFonts w:cstheme="majorBidi" w:eastAsiaTheme="majorEastAsia"/>
+      <w:color w:themeColor="text1" w:themeTint="A6" w:val="595959"/>
+      <w:spacing w:val="15"/>
+      <w:sz w:val="28"/>
+      <w:szCs w:val="28"/>
+    </w:rPr>
+  </w:style>
+  <w:style w:customStyle="1" w:styleId="Author" w:type="paragraph">
+    <w:name w:val="Author"/>
     <w:basedOn w:val="Title"/>
     <w:next w:val="BodyText"/>
     <w:qFormat/>
     <w:pPr>
       <w:keepNext/>
       <w:keepLines/>
-      <w:spacing w:after="240" w:before="240"/>
-      <w:jc w:val="center"/>
     </w:pPr>
     <w:rPr>
-      <w:sz w:val="30"/>
-      <w:szCs w:val="30"/>
-    </w:rPr>
-  </w:style>
-  <w:style w:customStyle="1" w:styleId="Author" w:type="paragraph">
-    <w:name w:val="Author"/>
+      <w:sz w:val="24"/>
+      <w:szCs w:val="24"/>
+    </w:rPr>
+  </w:style>
+  <w:style w:styleId="Date" w:type="paragraph">
+    <w:name w:val="Date"/>
+    <w:basedOn w:val="Title"/>
     <w:next w:val="BodyText"/>
     <w:qFormat/>
     <w:pPr>
       <w:keepNext/>
       <w:keepLines/>
-      <w:jc w:val="center"/>
     </w:pPr>
-  </w:style>
-  <w:style w:styleId="Date" w:type="paragraph">
-    <w:name w:val="Date"/>
-    <w:next w:val="BodyText"/>
-    <w:qFormat/>
-    <w:pPr>
-      <w:keepNext/>
-      <w:keepLines/>
-      <w:jc w:val="center"/>
-    </w:pPr>
+    <w:rPr>
+      <w:sz w:val="24"/>
+      <w:szCs w:val="24"/>
+    </w:rPr>
   </w:style>
   <w:style w:customStyle="1" w:styleId="AbstractTitle" w:type="paragraph">
     <w:name w:val="Abstract Title"/>
@@ -1527,7 +3763,6 @@
     </w:pPr>
     <w:rPr>
       <w:b/>
-      <w:color w:val="345A8A"/>
       <w:sz w:val="20"/>
       <w:szCs w:val="20"/>
     </w:rPr>
@@ -1556,191 +3791,321 @@
     <w:rPr/>
   </w:style>
   <w:style w:styleId="Heading1" w:type="paragraph">
-    <w:name w:val="Heading 1"/>
+    <w:name w:val="heading 1"/>
     <w:basedOn w:val="Normal"/>
     <w:next w:val="BodyText"/>
+    <w:link w:val="Heading1Char"/>
     <w:uiPriority w:val="9"/>
     <w:qFormat/>
+    <w:rsid w:val="00A10FD9"/>
     <w:pPr>
       <w:keepNext/>
       <w:keepLines/>
-      <w:spacing w:after="0" w:before="480"/>
+      <w:spacing w:after="80" w:before="360"/>
       <w:outlineLvl w:val="0"/>
     </w:pPr>
     <w:rPr>
       <w:rFonts w:asciiTheme="majorHAnsi" w:cstheme="majorBidi" w:eastAsiaTheme="majorEastAsia" w:hAnsiTheme="majorHAnsi"/>
-      <w:b/>
-      <w:bCs/>
-      <w:color w:themeColor="accent1" w:val="4F81BD"/>
-      <w:sz w:val="32"/>
-      <w:szCs w:val="32"/>
+      <w:color w:themeColor="accent1" w:themeShade="BF" w:val="0F4761"/>
+      <w:sz w:val="40"/>
+      <w:szCs w:val="40"/>
     </w:rPr>
   </w:style>
   <w:style w:styleId="Heading2" w:type="paragraph">
-    <w:name w:val="Heading 2"/>
+    <w:name w:val="heading 2"/>
     <w:basedOn w:val="Normal"/>
     <w:next w:val="BodyText"/>
+    <w:link w:val="Heading2Char"/>
     <w:uiPriority w:val="9"/>
+    <w:semiHidden/>
     <w:unhideWhenUsed/>
     <w:qFormat/>
+    <w:rsid w:val="00A10FD9"/>
     <w:pPr>
       <w:keepNext/>
       <w:keepLines/>
-      <w:spacing w:after="0" w:before="200"/>
+      <w:spacing w:after="80" w:before="160"/>
       <w:outlineLvl w:val="1"/>
     </w:pPr>
     <w:rPr>
       <w:rFonts w:asciiTheme="majorHAnsi" w:cstheme="majorBidi" w:eastAsiaTheme="majorEastAsia" w:hAnsiTheme="majorHAnsi"/>
-      <w:b/>
-      <w:bCs/>
-      <w:color w:themeColor="accent1" w:val="4F81BD"/>
-      <w:sz w:val="28"/>
-      <w:szCs w:val="28"/>
+      <w:color w:themeColor="accent1" w:themeShade="BF" w:val="0F4761"/>
+      <w:sz w:val="32"/>
+      <w:szCs w:val="32"/>
     </w:rPr>
   </w:style>
   <w:style w:styleId="Heading3" w:type="paragraph">
-    <w:name w:val="Heading 3"/>
+    <w:name w:val="heading 3"/>
     <w:basedOn w:val="Normal"/>
     <w:next w:val="BodyText"/>
+    <w:link w:val="Heading3Char"/>
     <w:uiPriority w:val="9"/>
+    <w:semiHidden/>
     <w:unhideWhenUsed/>
     <w:qFormat/>
+    <w:rsid w:val="00A10FD9"/>
     <w:pPr>
       <w:keepNext/>
       <w:keepLines/>
-      <w:spacing w:after="0" w:before="200"/>
+      <w:spacing w:after="80" w:before="160"/>
       <w:outlineLvl w:val="2"/>
     </w:pPr>
     <w:rPr>
-      <w:rFonts w:asciiTheme="majorHAnsi" w:cstheme="majorBidi" w:eastAsiaTheme="majorEastAsia" w:hAnsiTheme="majorHAnsi"/>
-      <w:b/>
-      <w:bCs/>
-      <w:color w:themeColor="accent1" w:val="4F81BD"/>
-      <w:sz w:val="24"/>
-      <w:szCs w:val="24"/>
+      <w:rFonts w:cstheme="majorBidi" w:eastAsiaTheme="majorEastAsia"/>
+      <w:color w:themeColor="accent1" w:themeShade="BF" w:val="0F4761"/>
+      <w:sz w:val="28"/>
+      <w:szCs w:val="28"/>
     </w:rPr>
   </w:style>
   <w:style w:styleId="Heading4" w:type="paragraph">
-    <w:name w:val="Heading 4"/>
+    <w:name w:val="heading 4"/>
     <w:basedOn w:val="Normal"/>
     <w:next w:val="BodyText"/>
+    <w:link w:val="Heading4Char"/>
     <w:uiPriority w:val="9"/>
+    <w:semiHidden/>
     <w:unhideWhenUsed/>
     <w:qFormat/>
+    <w:rsid w:val="00A10FD9"/>
     <w:pPr>
       <w:keepNext/>
       <w:keepLines/>
-      <w:spacing w:after="0" w:before="200"/>
+      <w:spacing w:after="40" w:before="80"/>
       <w:outlineLvl w:val="3"/>
     </w:pPr>
     <w:rPr>
-      <w:rFonts w:asciiTheme="majorHAnsi" w:cstheme="majorBidi" w:eastAsiaTheme="majorEastAsia" w:hAnsiTheme="majorHAnsi"/>
-      <w:bCs/>
+      <w:rFonts w:cstheme="majorBidi" w:eastAsiaTheme="majorEastAsia"/>
       <w:i/>
-      <w:color w:themeColor="accent1" w:val="4F81BD"/>
-      <w:sz w:val="24"/>
-      <w:szCs w:val="24"/>
+      <w:iCs/>
+      <w:color w:themeColor="accent1" w:themeShade="BF" w:val="0F4761"/>
     </w:rPr>
   </w:style>
   <w:style w:styleId="Heading5" w:type="paragraph">
-    <w:name w:val="Heading 5"/>
+    <w:name w:val="heading 5"/>
     <w:basedOn w:val="Normal"/>
     <w:next w:val="BodyText"/>
+    <w:link w:val="Heading5Char"/>
     <w:uiPriority w:val="9"/>
+    <w:semiHidden/>
     <w:unhideWhenUsed/>
     <w:qFormat/>
+    <w:rsid w:val="00A10FD9"/>
     <w:pPr>
       <w:keepNext/>
       <w:keepLines/>
-      <w:spacing w:after="0" w:before="200"/>
+      <w:spacing w:after="40" w:before="80"/>
       <w:outlineLvl w:val="4"/>
     </w:pPr>
     <w:rPr>
-      <w:rFonts w:asciiTheme="majorHAnsi" w:cstheme="majorBidi" w:eastAsiaTheme="majorEastAsia" w:hAnsiTheme="majorHAnsi"/>
-      <w:iCs/>
-      <w:color w:themeColor="accent1" w:val="4F81BD"/>
-      <w:sz w:val="24"/>
-      <w:szCs w:val="24"/>
+      <w:rFonts w:cstheme="majorBidi" w:eastAsiaTheme="majorEastAsia"/>
+      <w:color w:themeColor="accent1" w:themeShade="BF" w:val="0F4761"/>
     </w:rPr>
   </w:style>
   <w:style w:styleId="Heading6" w:type="paragraph">
-    <w:name w:val="Heading 6"/>
+    <w:name w:val="heading 6"/>
     <w:basedOn w:val="Normal"/>
     <w:next w:val="BodyText"/>
+    <w:link w:val="Heading6Char"/>
     <w:uiPriority w:val="9"/>
+    <w:semiHidden/>
     <w:unhideWhenUsed/>
     <w:qFormat/>
+    <w:rsid w:val="00A10FD9"/>
     <w:pPr>
       <w:keepNext/>
       <w:keepLines/>
-      <w:spacing w:after="0" w:before="200"/>
+      <w:spacing w:after="0" w:before="40"/>
       <w:outlineLvl w:val="5"/>
     </w:pPr>
     <w:rPr>
-      <w:rFonts w:asciiTheme="majorHAnsi" w:cstheme="majorBidi" w:eastAsiaTheme="majorEastAsia" w:hAnsiTheme="majorHAnsi"/>
-      <w:color w:themeColor="accent1" w:val="4F81BD"/>
-      <w:sz w:val="24"/>
-      <w:szCs w:val="24"/>
+      <w:rFonts w:cstheme="majorBidi" w:eastAsiaTheme="majorEastAsia"/>
+      <w:i/>
+      <w:iCs/>
+      <w:color w:themeColor="text1" w:themeTint="A6" w:val="595959"/>
     </w:rPr>
   </w:style>
   <w:style w:styleId="Heading7" w:type="paragraph">
-    <w:name w:val="Heading 7"/>
+    <w:name w:val="heading 7"/>
     <w:basedOn w:val="Normal"/>
     <w:next w:val="BodyText"/>
+    <w:link w:val="Heading7Char"/>
     <w:uiPriority w:val="9"/>
+    <w:semiHidden/>
     <w:unhideWhenUsed/>
     <w:qFormat/>
+    <w:rsid w:val="00A10FD9"/>
     <w:pPr>
       <w:keepNext/>
       <w:keepLines/>
-      <w:spacing w:after="0" w:before="200"/>
+      <w:spacing w:after="0" w:before="40"/>
       <w:outlineLvl w:val="6"/>
     </w:pPr>
     <w:rPr>
-      <w:rFonts w:asciiTheme="majorHAnsi" w:cstheme="majorBidi" w:eastAsiaTheme="majorEastAsia" w:hAnsiTheme="majorHAnsi"/>
-      <w:color w:themeColor="accent1" w:val="4F81BD"/>
-      <w:sz w:val="24"/>
-      <w:szCs w:val="24"/>
+      <w:rFonts w:cstheme="majorBidi" w:eastAsiaTheme="majorEastAsia"/>
+      <w:color w:themeColor="text1" w:themeTint="A6" w:val="595959"/>
     </w:rPr>
   </w:style>
   <w:style w:styleId="Heading8" w:type="paragraph">
-    <w:name w:val="Heading 8"/>
+    <w:name w:val="heading 8"/>
     <w:basedOn w:val="Normal"/>
     <w:next w:val="BodyText"/>
+    <w:link w:val="Heading8Char"/>
     <w:uiPriority w:val="9"/>
+    <w:semiHidden/>
     <w:unhideWhenUsed/>
     <w:qFormat/>
+    <w:rsid w:val="00A10FD9"/>
     <w:pPr>
       <w:keepNext/>
       <w:keepLines/>
-      <w:spacing w:after="0" w:before="200"/>
+      <w:spacing w:after="0"/>
       <w:outlineLvl w:val="7"/>
     </w:pPr>
     <w:rPr>
-      <w:rFonts w:asciiTheme="majorHAnsi" w:cstheme="majorBidi" w:eastAsiaTheme="majorEastAsia" w:hAnsiTheme="majorHAnsi"/>
-      <w:color w:themeColor="accent1" w:val="4F81BD"/>
-      <w:sz w:val="24"/>
-      <w:szCs w:val="24"/>
+      <w:rFonts w:cstheme="majorBidi" w:eastAsiaTheme="majorEastAsia"/>
+      <w:i/>
+      <w:iCs/>
+      <w:color w:themeColor="text1" w:themeTint="D8" w:val="272727"/>
     </w:rPr>
   </w:style>
   <w:style w:styleId="Heading9" w:type="paragraph">
-    <w:name w:val="Heading 9"/>
+    <w:name w:val="heading 9"/>
     <w:basedOn w:val="Normal"/>
     <w:next w:val="BodyText"/>
+    <w:link w:val="Heading9Char"/>
     <w:uiPriority w:val="9"/>
+    <w:semiHidden/>
     <w:unhideWhenUsed/>
     <w:qFormat/>
+    <w:rsid w:val="00A10FD9"/>
     <w:pPr>
       <w:keepNext/>
       <w:keepLines/>
-      <w:spacing w:after="0" w:before="200"/>
+      <w:spacing w:after="0"/>
       <w:outlineLvl w:val="8"/>
     </w:pPr>
     <w:rPr>
+      <w:rFonts w:cstheme="majorBidi" w:eastAsiaTheme="majorEastAsia"/>
+      <w:color w:themeColor="text1" w:themeTint="D8" w:val="272727"/>
+    </w:rPr>
+  </w:style>
+  <w:style w:customStyle="1" w:styleId="Heading1Char" w:type="character">
+    <w:name w:val="Heading 1 Char"/>
+    <w:basedOn w:val="DefaultParagraphFont"/>
+    <w:link w:val="Heading1"/>
+    <w:uiPriority w:val="9"/>
+    <w:rsid w:val="00A10FD9"/>
+    <w:rPr>
       <w:rFonts w:asciiTheme="majorHAnsi" w:cstheme="majorBidi" w:eastAsiaTheme="majorEastAsia" w:hAnsiTheme="majorHAnsi"/>
-      <w:color w:themeColor="accent1" w:val="4F81BD"/>
-      <w:sz w:val="24"/>
-      <w:szCs w:val="24"/>
+      <w:color w:themeColor="accent1" w:themeShade="BF" w:val="0F4761"/>
+      <w:sz w:val="40"/>
+      <w:szCs w:val="40"/>
+    </w:rPr>
+  </w:style>
+  <w:style w:customStyle="1" w:styleId="Heading2Char" w:type="character">
+    <w:name w:val="Heading 2 Char"/>
+    <w:basedOn w:val="DefaultParagraphFont"/>
+    <w:link w:val="Heading2"/>
+    <w:uiPriority w:val="9"/>
+    <w:semiHidden/>
+    <w:rsid w:val="00A10FD9"/>
+    <w:rPr>
+      <w:rFonts w:asciiTheme="majorHAnsi" w:cstheme="majorBidi" w:eastAsiaTheme="majorEastAsia" w:hAnsiTheme="majorHAnsi"/>
+      <w:color w:themeColor="accent1" w:themeShade="BF" w:val="0F4761"/>
+      <w:sz w:val="32"/>
+      <w:szCs w:val="32"/>
+    </w:rPr>
+  </w:style>
+  <w:style w:customStyle="1" w:styleId="Heading3Char" w:type="character">
+    <w:name w:val="Heading 3 Char"/>
+    <w:basedOn w:val="DefaultParagraphFont"/>
+    <w:link w:val="Heading3"/>
+    <w:uiPriority w:val="9"/>
+    <w:semiHidden/>
+    <w:rsid w:val="00A10FD9"/>
+    <w:rPr>
+      <w:rFonts w:cstheme="majorBidi" w:eastAsiaTheme="majorEastAsia"/>
+      <w:color w:themeColor="accent1" w:themeShade="BF" w:val="0F4761"/>
+      <w:sz w:val="28"/>
+      <w:szCs w:val="28"/>
+    </w:rPr>
+  </w:style>
+  <w:style w:customStyle="1" w:styleId="Heading4Char" w:type="character">
+    <w:name w:val="Heading 4 Char"/>
+    <w:basedOn w:val="DefaultParagraphFont"/>
+    <w:link w:val="Heading4"/>
+    <w:uiPriority w:val="9"/>
+    <w:semiHidden/>
+    <w:rsid w:val="00A10FD9"/>
+    <w:rPr>
+      <w:rFonts w:cstheme="majorBidi" w:eastAsiaTheme="majorEastAsia"/>
+      <w:i/>
+      <w:iCs/>
+      <w:color w:themeColor="accent1" w:themeShade="BF" w:val="0F4761"/>
+    </w:rPr>
+  </w:style>
+  <w:style w:customStyle="1" w:styleId="Heading5Char" w:type="character">
+    <w:name w:val="Heading 5 Char"/>
+    <w:basedOn w:val="DefaultParagraphFont"/>
+    <w:link w:val="Heading5"/>
+    <w:uiPriority w:val="9"/>
+    <w:semiHidden/>
+    <w:rsid w:val="00A10FD9"/>
+    <w:rPr>
+      <w:rFonts w:cstheme="majorBidi" w:eastAsiaTheme="majorEastAsia"/>
+      <w:color w:themeColor="accent1" w:themeShade="BF" w:val="0F4761"/>
+    </w:rPr>
+  </w:style>
+  <w:style w:customStyle="1" w:styleId="Heading6Char" w:type="character">
+    <w:name w:val="Heading 6 Char"/>
+    <w:basedOn w:val="DefaultParagraphFont"/>
+    <w:link w:val="Heading6"/>
+    <w:uiPriority w:val="9"/>
+    <w:semiHidden/>
+    <w:rsid w:val="00A10FD9"/>
+    <w:rPr>
+      <w:rFonts w:cstheme="majorBidi" w:eastAsiaTheme="majorEastAsia"/>
+      <w:i/>
+      <w:iCs/>
+      <w:color w:themeColor="text1" w:themeTint="A6" w:val="595959"/>
+    </w:rPr>
+  </w:style>
+  <w:style w:customStyle="1" w:styleId="Heading7Char" w:type="character">
+    <w:name w:val="Heading 7 Char"/>
+    <w:basedOn w:val="DefaultParagraphFont"/>
+    <w:link w:val="Heading7"/>
+    <w:uiPriority w:val="9"/>
+    <w:semiHidden/>
+    <w:rsid w:val="00A10FD9"/>
+    <w:rPr>
+      <w:rFonts w:cstheme="majorBidi" w:eastAsiaTheme="majorEastAsia"/>
+      <w:color w:themeColor="text1" w:themeTint="A6" w:val="595959"/>
+    </w:rPr>
+  </w:style>
+  <w:style w:customStyle="1" w:styleId="Heading8Char" w:type="character">
+    <w:name w:val="Heading 8 Char"/>
+    <w:basedOn w:val="DefaultParagraphFont"/>
+    <w:link w:val="Heading8"/>
+    <w:uiPriority w:val="9"/>
+    <w:semiHidden/>
+    <w:rsid w:val="00A10FD9"/>
+    <w:rPr>
+      <w:rFonts w:cstheme="majorBidi" w:eastAsiaTheme="majorEastAsia"/>
+      <w:i/>
+      <w:iCs/>
+      <w:color w:themeColor="text1" w:themeTint="D8" w:val="272727"/>
+    </w:rPr>
+  </w:style>
+  <w:style w:customStyle="1" w:styleId="Heading9Char" w:type="character">
+    <w:name w:val="Heading 9 Char"/>
+    <w:basedOn w:val="DefaultParagraphFont"/>
+    <w:link w:val="Heading9"/>
+    <w:uiPriority w:val="9"/>
+    <w:semiHidden/>
+    <w:rsid w:val="00A10FD9"/>
+    <w:rPr>
+      <w:rFonts w:cstheme="majorBidi" w:eastAsiaTheme="majorEastAsia"/>
+      <w:color w:themeColor="text1" w:themeTint="D8" w:val="272727"/>
     </w:rPr>
   </w:style>
   <w:style w:styleId="BlockText" w:type="paragraph">
@@ -1765,8 +4130,8 @@
   </w:style>
   <w:style w:styleId="FootnoteBlockText" w:type="paragraph">
     <w:name w:val="Footnote Block Text"/>
-    <w:basedOn w:val="Footnote Text"/>
-    <w:next w:val="Footnote Text"/>
+    <w:basedOn w:val="FootnoteText"/>
+    <w:next w:val="FootnoteText"/>
     <w:uiPriority w:val="9"/>
     <w:unhideWhenUsed/>
     <w:qFormat/>
@@ -2158,44 +4523,44 @@
         <a:sysClr val="window" lastClr="FFFFFF"/>
       </a:lt1>
       <a:dk2>
-        <a:srgbClr val="1F497D"/>
+        <a:srgbClr val="0E2841"/>
       </a:dk2>
       <a:lt2>
-        <a:srgbClr val="EEECE1"/>
+        <a:srgbClr val="E8E8E8"/>
       </a:lt2>
       <a:accent1>
-        <a:srgbClr val="4F81BD"/>
+        <a:srgbClr val="156082"/>
       </a:accent1>
       <a:accent2>
-        <a:srgbClr val="C0504D"/>
+        <a:srgbClr val="E97132"/>
       </a:accent2>
       <a:accent3>
-        <a:srgbClr val="9BBB59"/>
+        <a:srgbClr val="196B24"/>
       </a:accent3>
       <a:accent4>
-        <a:srgbClr val="8064A2"/>
+        <a:srgbClr val="0F9ED5"/>
       </a:accent4>
       <a:accent5>
-        <a:srgbClr val="4BACC6"/>
+        <a:srgbClr val="A02B93"/>
       </a:accent5>
       <a:accent6>
-        <a:srgbClr val="F79646"/>
+        <a:srgbClr val="4EA72E"/>
       </a:accent6>
       <a:hlink>
-        <a:srgbClr val="0000FF"/>
+        <a:srgbClr val="467886"/>
       </a:hlink>
       <a:folHlink>
-        <a:srgbClr val="800080"/>
+        <a:srgbClr val="96607D"/>
       </a:folHlink>
     </a:clrScheme>
     <a:fontScheme name="Office">
       <a:majorFont>
-        <a:latin typeface="Calibri"/>
+        <a:latin typeface="Aptos Display" panose="02110004020202020204"/>
         <a:ea typeface=""/>
         <a:cs typeface=""/>
-        <a:font script="Jpan" typeface="ＭＳ ゴシック"/>
+        <a:font script="Jpan" typeface="游ゴシック Light"/>
         <a:font script="Hang" typeface="맑은 고딕"/>
-        <a:font script="Hans" typeface="宋体"/>
+        <a:font script="Hans" typeface="等线 Light"/>
         <a:font script="Hant" typeface="新細明體"/>
         <a:font script="Arab" typeface="Times New Roman"/>
         <a:font script="Hebr" typeface="Times New Roman"/>
@@ -2222,14 +4587,32 @@
         <a:font script="Mong" typeface="Mongolian Baiti"/>
         <a:font script="Viet" typeface="Times New Roman"/>
         <a:font script="Uigh" typeface="Microsoft Uighur"/>
+        <a:font script="Geor" typeface="Sylfaen"/>
+        <a:font script="Armn" typeface="Arial"/>
+        <a:font script="Bugi" typeface="Leelawadee UI"/>
+        <a:font script="Bopo" typeface="Microsoft JhengHei"/>
+        <a:font script="Java" typeface="Javanese Text"/>
+        <a:font script="Lisu" typeface="Segoe UI"/>
+        <a:font script="Mymr" typeface="Myanmar Text"/>
+        <a:font script="Nkoo" typeface="Ebrima"/>
+        <a:font script="Olck" typeface="Nirmala UI"/>
+        <a:font script="Osma" typeface="Ebrima"/>
+        <a:font script="Phag" typeface="Phagspa"/>
+        <a:font script="Syrn" typeface="Estrangelo Edessa"/>
+        <a:font script="Syrj" typeface="Estrangelo Edessa"/>
+        <a:font script="Syre" typeface="Estrangelo Edessa"/>
+        <a:font script="Sora" typeface="Nirmala UI"/>
+        <a:font script="Tale" typeface="Microsoft Tai Le"/>
+        <a:font script="Talu" typeface="Microsoft New Tai Lue"/>
+        <a:font script="Tfng" typeface="Ebrima"/>
       </a:majorFont>
       <a:minorFont>
-        <a:latin typeface="Cambria"/>
+        <a:latin typeface="Aptos" panose="02110004020202020204"/>
         <a:ea typeface=""/>
         <a:cs typeface=""/>
-        <a:font script="Jpan" typeface="ＭＳ 明朝"/>
+        <a:font script="Jpan" typeface="游明朝"/>
         <a:font script="Hang" typeface="맑은 고딕"/>
-        <a:font script="Hans" typeface="宋体"/>
+        <a:font script="Hans" typeface="等线"/>
         <a:font script="Hant" typeface="新細明體"/>
         <a:font script="Arab" typeface="Arial"/>
         <a:font script="Hebr" typeface="Arial"/>
@@ -2256,6 +4639,24 @@
         <a:font script="Mong" typeface="Mongolian Baiti"/>
         <a:font script="Viet" typeface="Arial"/>
         <a:font script="Uigh" typeface="Microsoft Uighur"/>
+        <a:font script="Geor" typeface="Sylfaen"/>
+        <a:font script="Armn" typeface="Arial"/>
+        <a:font script="Bugi" typeface="Leelawadee UI"/>
+        <a:font script="Bopo" typeface="Microsoft JhengHei"/>
+        <a:font script="Java" typeface="Javanese Text"/>
+        <a:font script="Lisu" typeface="Segoe UI"/>
+        <a:font script="Mymr" typeface="Myanmar Text"/>
+        <a:font script="Nkoo" typeface="Ebrima"/>
+        <a:font script="Olck" typeface="Nirmala UI"/>
+        <a:font script="Osma" typeface="Ebrima"/>
+        <a:font script="Phag" typeface="Phagspa"/>
+        <a:font script="Syrn" typeface="Estrangelo Edessa"/>
+        <a:font script="Syrj" typeface="Estrangelo Edessa"/>
+        <a:font script="Syre" typeface="Estrangelo Edessa"/>
+        <a:font script="Sora" typeface="Nirmala UI"/>
+        <a:font script="Tale" typeface="Microsoft Tai Le"/>
+        <a:font script="Talu" typeface="Microsoft New Tai Lue"/>
+        <a:font script="Tfng" typeface="Ebrima"/>
       </a:minorFont>
     </a:fontScheme>
     <a:fmtScheme name="Office">
@@ -2267,200 +4668,141 @@
           <a:gsLst>
             <a:gs pos="0">
               <a:schemeClr val="phClr">
-                <a:tint val="50000"/>
-                <a:satMod val="300000"/>
+                <a:lumMod val="110000"/>
+                <a:satMod val="105000"/>
+                <a:tint val="67000"/>
               </a:schemeClr>
             </a:gs>
-            <a:gs pos="35000">
+            <a:gs pos="50000">
               <a:schemeClr val="phClr">
-                <a:tint val="37000"/>
-                <a:satMod val="300000"/>
+                <a:lumMod val="105000"/>
+                <a:satMod val="103000"/>
+                <a:tint val="73000"/>
               </a:schemeClr>
             </a:gs>
             <a:gs pos="100000">
               <a:schemeClr val="phClr">
-                <a:tint val="15000"/>
-                <a:satMod val="350000"/>
+                <a:lumMod val="105000"/>
+                <a:satMod val="109000"/>
+                <a:tint val="81000"/>
               </a:schemeClr>
             </a:gs>
           </a:gsLst>
-          <a:lin ang="16200000" scaled="1"/>
+          <a:lin ang="5400000" scaled="0"/>
         </a:gradFill>
         <a:gradFill rotWithShape="1">
           <a:gsLst>
             <a:gs pos="0">
               <a:schemeClr val="phClr">
-                <a:tint val="100000"/>
+                <a:satMod val="103000"/>
+                <a:lumMod val="102000"/>
+                <a:tint val="94000"/>
+              </a:schemeClr>
+            </a:gs>
+            <a:gs pos="50000">
+              <a:schemeClr val="phClr">
+                <a:satMod val="110000"/>
+                <a:lumMod val="100000"/>
                 <a:shade val="100000"/>
-                <a:satMod val="130000"/>
               </a:schemeClr>
             </a:gs>
             <a:gs pos="100000">
               <a:schemeClr val="phClr">
-                <a:tint val="50000"/>
-                <a:shade val="100000"/>
-                <a:satMod val="350000"/>
+                <a:lumMod val="99000"/>
+                <a:satMod val="120000"/>
+                <a:shade val="78000"/>
               </a:schemeClr>
             </a:gs>
           </a:gsLst>
-          <a:lin ang="16200000" scaled="0"/>
+          <a:lin ang="5400000" scaled="0"/>
         </a:gradFill>
       </a:fillStyleLst>
       <a:lnStyleLst>
-        <a:ln w="9525" cap="flat" cmpd="sng" algn="ctr">
-          <a:solidFill>
-            <a:schemeClr val="phClr">
-              <a:shade val="95000"/>
-              <a:satMod val="105000"/>
-            </a:schemeClr>
-          </a:solidFill>
-          <a:prstDash val="solid"/>
-        </a:ln>
-        <a:ln w="25400" cap="flat" cmpd="sng" algn="ctr">
+        <a:ln w="6350" cap="flat" cmpd="sng" algn="ctr">
           <a:solidFill>
             <a:schemeClr val="phClr"/>
           </a:solidFill>
           <a:prstDash val="solid"/>
+          <a:miter lim="800000"/>
         </a:ln>
-        <a:ln w="38100" cap="flat" cmpd="sng" algn="ctr">
+        <a:ln w="12700" cap="flat" cmpd="sng" algn="ctr">
           <a:solidFill>
             <a:schemeClr val="phClr"/>
           </a:solidFill>
           <a:prstDash val="solid"/>
+          <a:miter lim="800000"/>
+        </a:ln>
+        <a:ln w="19050" cap="flat" cmpd="sng" algn="ctr">
+          <a:solidFill>
+            <a:schemeClr val="phClr"/>
+          </a:solidFill>
+          <a:prstDash val="solid"/>
+          <a:miter lim="800000"/>
         </a:ln>
       </a:lnStyleLst>
       <a:effectStyleLst>
         <a:effectStyle>
+          <a:effectLst/>
+        </a:effectStyle>
+        <a:effectStyle>
+          <a:effectLst/>
+        </a:effectStyle>
+        <a:effectStyle>
           <a:effectLst>
-            <a:outerShdw blurRad="40000" dist="20000" dir="5400000" rotWithShape="0">
+            <a:outerShdw blurRad="57150" dist="19050" dir="5400000" algn="ctr" rotWithShape="0">
               <a:srgbClr val="000000">
-                <a:alpha val="38000"/>
+                <a:alpha val="63000"/>
               </a:srgbClr>
             </a:outerShdw>
           </a:effectLst>
-        </a:effectStyle>
-        <a:effectStyle>
-          <a:effectLst>
-            <a:outerShdw blurRad="40000" dist="23000" dir="5400000" rotWithShape="0">
-              <a:srgbClr val="000000">
-                <a:alpha val="35000"/>
-              </a:srgbClr>
-            </a:outerShdw>
-          </a:effectLst>
-        </a:effectStyle>
-        <a:effectStyle>
-          <a:effectLst>
-            <a:outerShdw blurRad="40000" dist="23000" dir="5400000" rotWithShape="0">
-              <a:srgbClr val="000000">
-                <a:alpha val="35000"/>
-              </a:srgbClr>
-            </a:outerShdw>
-          </a:effectLst>
-          <a:scene3d>
-            <a:camera prst="orthographicFront">
-              <a:rot lat="0" lon="0" rev="0"/>
-            </a:camera>
-            <a:lightRig rig="threePt" dir="t">
-              <a:rot lat="0" lon="0" rev="1200000"/>
-            </a:lightRig>
-          </a:scene3d>
-          <a:sp3d>
-            <a:bevelT w="63500" h="25400"/>
-          </a:sp3d>
         </a:effectStyle>
       </a:effectStyleLst>
       <a:bgFillStyleLst>
         <a:solidFill>
           <a:schemeClr val="phClr"/>
         </a:solidFill>
+        <a:solidFill>
+          <a:schemeClr val="phClr">
+            <a:tint val="95000"/>
+            <a:satMod val="170000"/>
+          </a:schemeClr>
+        </a:solidFill>
         <a:gradFill rotWithShape="1">
           <a:gsLst>
             <a:gs pos="0">
               <a:schemeClr val="phClr">
-                <a:tint val="40000"/>
-                <a:satMod val="350000"/>
+                <a:tint val="93000"/>
+                <a:satMod val="150000"/>
+                <a:shade val="98000"/>
+                <a:lumMod val="102000"/>
               </a:schemeClr>
             </a:gs>
-            <a:gs pos="40000">
+            <a:gs pos="50000">
               <a:schemeClr val="phClr">
-                <a:tint val="45000"/>
-                <a:shade val="99000"/>
-                <a:satMod val="350000"/>
+                <a:tint val="98000"/>
+                <a:satMod val="130000"/>
+                <a:shade val="90000"/>
+                <a:lumMod val="103000"/>
               </a:schemeClr>
             </a:gs>
             <a:gs pos="100000">
               <a:schemeClr val="phClr">
-                <a:shade val="20000"/>
-                <a:satMod val="255000"/>
+                <a:shade val="63000"/>
+                <a:satMod val="120000"/>
               </a:schemeClr>
             </a:gs>
           </a:gsLst>
-          <a:path path="circle">
-            <a:fillToRect l="50000" t="-80000" r="50000" b="180000"/>
-          </a:path>
-        </a:gradFill>
-        <a:gradFill rotWithShape="1">
-          <a:gsLst>
-            <a:gs pos="0">
-              <a:schemeClr val="phClr">
-                <a:tint val="80000"/>
-                <a:satMod val="300000"/>
-              </a:schemeClr>
-            </a:gs>
-            <a:gs pos="100000">
-              <a:schemeClr val="phClr">
-                <a:shade val="30000"/>
-                <a:satMod val="200000"/>
-              </a:schemeClr>
-            </a:gs>
-          </a:gsLst>
-          <a:path path="circle">
-            <a:fillToRect l="50000" t="50000" r="50000" b="50000"/>
-          </a:path>
+          <a:lin ang="5400000" scaled="0"/>
         </a:gradFill>
       </a:bgFillStyleLst>
     </a:fmtScheme>
   </a:themeElements>
-  <a:objectDefaults>
-    <a:spDef>
-      <a:spPr/>
-      <a:bodyPr/>
-      <a:lstStyle/>
-      <a:style>
-        <a:lnRef idx="1">
-          <a:schemeClr val="accent1"/>
-        </a:lnRef>
-        <a:fillRef idx="3">
-          <a:schemeClr val="accent1"/>
-        </a:fillRef>
-        <a:effectRef idx="2">
-          <a:schemeClr val="accent1"/>
-        </a:effectRef>
-        <a:fontRef idx="minor">
-          <a:schemeClr val="lt1"/>
-        </a:fontRef>
-      </a:style>
-    </a:spDef>
-    <a:lnDef>
-      <a:spPr/>
-      <a:bodyPr/>
-      <a:lstStyle/>
-      <a:style>
-        <a:lnRef idx="2">
-          <a:schemeClr val="accent1"/>
-        </a:lnRef>
-        <a:fillRef idx="0">
-          <a:schemeClr val="accent1"/>
-        </a:fillRef>
-        <a:effectRef idx="1">
-          <a:schemeClr val="accent1"/>
-        </a:effectRef>
-        <a:fontRef idx="minor">
-          <a:schemeClr val="tx1"/>
-        </a:fontRef>
-      </a:style>
-    </a:lnDef>
-  </a:objectDefaults>
+  <a:objectDefaults/>
   <a:extraClrSchemeLst/>
+  <a:extLst>
+    <a:ext uri="{05A4C25C-085E-4340-85A3-A5531E510DB2}">
+      <thm15:themeFamily xmlns:thm15="http://schemas.microsoft.com/office/thememl/2012/main" name="Office Theme" id="{2E142A2C-CD16-42D6-873A-C26D2A0506FA}" vid="{1BDDFF52-6CD6-40A5-AB3C-68EB2F1E4D0A}"/>
+    </a:ext>
+  </a:extLst>
 </a:theme>
 </file>